--- a/doc/Laporan.docx
+++ b/doc/Laporan.docx
@@ -3068,6 +3068,711 @@
       <w:pPr>
         <w:spacing w:line="360" w:lineRule="auto"/>
         <w:ind w:left="360"/>
+        <w:jc w:val="both"/>
+        <w:rPr>
+          <w:rFonts w:ascii="Times New Roman" w:hAnsi="Times New Roman" w:cs="Times New Roman"/>
+          <w:lang w:val="sv-SE"/>
+        </w:rPr>
+      </w:pPr>
+    </w:p>
+    <w:p>
+      <w:pPr>
+        <w:pStyle w:val="ListParagraph"/>
+        <w:numPr>
+          <w:ilvl w:val="0"/>
+          <w:numId w:val="1"/>
+        </w:numPr>
+        <w:spacing w:line="360" w:lineRule="auto"/>
+        <w:jc w:val="both"/>
+        <w:rPr>
+          <w:rFonts w:ascii="Times New Roman" w:hAnsi="Times New Roman" w:cs="Times New Roman"/>
+          <w:lang w:val="sv-SE"/>
+        </w:rPr>
+      </w:pPr>
+      <w:r>
+        <w:rPr>
+          <w:rFonts w:ascii="Times New Roman" w:hAnsi="Times New Roman" w:cs="Times New Roman"/>
+          <w:lang w:val="sv-SE"/>
+        </w:rPr>
+        <w:t>Lampiran</w:t>
+      </w:r>
+    </w:p>
+    <w:tbl>
+      <w:tblPr>
+        <w:tblStyle w:val="TableGrid"/>
+        <w:tblW w:w="0" w:type="auto"/>
+        <w:tblInd w:w="720" w:type="dxa"/>
+        <w:tblLook w:val="04A0" w:firstRow="1" w:lastRow="0" w:firstColumn="1" w:lastColumn="0" w:noHBand="0" w:noVBand="1"/>
+      </w:tblPr>
+      <w:tblGrid>
+        <w:gridCol w:w="664"/>
+        <w:gridCol w:w="5670"/>
+        <w:gridCol w:w="992"/>
+        <w:gridCol w:w="993"/>
+      </w:tblGrid>
+      <w:tr>
+        <w:tc>
+          <w:tcPr>
+            <w:tcW w:w="664" w:type="dxa"/>
+          </w:tcPr>
+          <w:p>
+            <w:pPr>
+              <w:pStyle w:val="ListParagraph"/>
+              <w:spacing w:line="360" w:lineRule="auto"/>
+              <w:ind w:left="0"/>
+              <w:jc w:val="center"/>
+              <w:rPr>
+                <w:rFonts w:ascii="Times New Roman" w:hAnsi="Times New Roman" w:cs="Times New Roman"/>
+                <w:b/>
+                <w:bCs/>
+                <w:sz w:val="24"/>
+                <w:szCs w:val="24"/>
+                <w:lang w:val="sv-SE"/>
+              </w:rPr>
+            </w:pPr>
+            <w:r>
+              <w:rPr>
+                <w:rFonts w:ascii="Times New Roman" w:hAnsi="Times New Roman" w:cs="Times New Roman"/>
+                <w:b/>
+                <w:bCs/>
+                <w:sz w:val="24"/>
+                <w:szCs w:val="24"/>
+                <w:lang w:val="sv-SE"/>
+              </w:rPr>
+              <w:t>No</w:t>
+            </w:r>
+          </w:p>
+        </w:tc>
+        <w:tc>
+          <w:tcPr>
+            <w:tcW w:w="5670" w:type="dxa"/>
+          </w:tcPr>
+          <w:p>
+            <w:pPr>
+              <w:pStyle w:val="ListParagraph"/>
+              <w:spacing w:line="360" w:lineRule="auto"/>
+              <w:ind w:left="0"/>
+              <w:jc w:val="center"/>
+              <w:rPr>
+                <w:rFonts w:ascii="Times New Roman" w:hAnsi="Times New Roman" w:cs="Times New Roman"/>
+                <w:b/>
+                <w:bCs/>
+                <w:sz w:val="24"/>
+                <w:szCs w:val="24"/>
+                <w:lang w:val="sv-SE"/>
+              </w:rPr>
+            </w:pPr>
+            <w:r>
+              <w:rPr>
+                <w:rFonts w:ascii="Times New Roman" w:hAnsi="Times New Roman" w:cs="Times New Roman"/>
+                <w:b/>
+                <w:bCs/>
+                <w:sz w:val="24"/>
+                <w:szCs w:val="24"/>
+                <w:lang w:val="sv-SE"/>
+              </w:rPr>
+              <w:t>Poin</w:t>
+            </w:r>
+          </w:p>
+        </w:tc>
+        <w:tc>
+          <w:tcPr>
+            <w:tcW w:w="992" w:type="dxa"/>
+          </w:tcPr>
+          <w:p>
+            <w:pPr>
+              <w:pStyle w:val="ListParagraph"/>
+              <w:spacing w:line="360" w:lineRule="auto"/>
+              <w:ind w:left="0"/>
+              <w:jc w:val="center"/>
+              <w:rPr>
+                <w:rFonts w:ascii="Times New Roman" w:hAnsi="Times New Roman" w:cs="Times New Roman"/>
+                <w:b/>
+                <w:bCs/>
+                <w:sz w:val="24"/>
+                <w:szCs w:val="24"/>
+                <w:lang w:val="sv-SE"/>
+              </w:rPr>
+            </w:pPr>
+            <w:r>
+              <w:rPr>
+                <w:rFonts w:ascii="Times New Roman" w:hAnsi="Times New Roman" w:cs="Times New Roman"/>
+                <w:b/>
+                <w:bCs/>
+                <w:sz w:val="24"/>
+                <w:szCs w:val="24"/>
+                <w:lang w:val="sv-SE"/>
+              </w:rPr>
+              <w:t>Ya</w:t>
+            </w:r>
+          </w:p>
+        </w:tc>
+        <w:tc>
+          <w:tcPr>
+            <w:tcW w:w="993" w:type="dxa"/>
+          </w:tcPr>
+          <w:p>
+            <w:pPr>
+              <w:pStyle w:val="ListParagraph"/>
+              <w:spacing w:line="360" w:lineRule="auto"/>
+              <w:ind w:left="0"/>
+              <w:jc w:val="center"/>
+              <w:rPr>
+                <w:rFonts w:ascii="Times New Roman" w:hAnsi="Times New Roman" w:cs="Times New Roman"/>
+                <w:b/>
+                <w:bCs/>
+                <w:sz w:val="24"/>
+                <w:szCs w:val="24"/>
+                <w:lang w:val="sv-SE"/>
+              </w:rPr>
+            </w:pPr>
+            <w:r>
+              <w:rPr>
+                <w:rFonts w:ascii="Times New Roman" w:hAnsi="Times New Roman" w:cs="Times New Roman"/>
+                <w:b/>
+                <w:bCs/>
+                <w:sz w:val="24"/>
+                <w:szCs w:val="24"/>
+                <w:lang w:val="sv-SE"/>
+              </w:rPr>
+              <w:t>Tidak</w:t>
+            </w:r>
+          </w:p>
+        </w:tc>
+      </w:tr>
+      <w:tr>
+        <w:tc>
+          <w:tcPr>
+            <w:tcW w:w="664" w:type="dxa"/>
+          </w:tcPr>
+          <w:p>
+            <w:pPr>
+              <w:pStyle w:val="ListParagraph"/>
+              <w:spacing w:line="360" w:lineRule="auto"/>
+              <w:ind w:left="0"/>
+              <w:jc w:val="center"/>
+              <w:rPr>
+                <w:rFonts w:ascii="Times New Roman" w:hAnsi="Times New Roman" w:cs="Times New Roman"/>
+                <w:lang w:val="sv-SE"/>
+              </w:rPr>
+            </w:pPr>
+            <w:r>
+              <w:rPr>
+                <w:rFonts w:ascii="Times New Roman" w:hAnsi="Times New Roman" w:cs="Times New Roman"/>
+                <w:lang w:val="sv-SE"/>
+              </w:rPr>
+              <w:t>1</w:t>
+            </w:r>
+          </w:p>
+        </w:tc>
+        <w:tc>
+          <w:tcPr>
+            <w:tcW w:w="5670" w:type="dxa"/>
+          </w:tcPr>
+          <w:p>
+            <w:pPr>
+              <w:pStyle w:val="ListParagraph"/>
+              <w:spacing w:line="360" w:lineRule="auto"/>
+              <w:ind w:left="0"/>
+              <w:jc w:val="both"/>
+              <w:rPr>
+                <w:rFonts w:ascii="Times New Roman" w:hAnsi="Times New Roman" w:cs="Times New Roman"/>
+                <w:lang w:val="sv-SE"/>
+              </w:rPr>
+            </w:pPr>
+            <w:r>
+              <w:rPr>
+                <w:rFonts w:ascii="Times New Roman" w:hAnsi="Times New Roman" w:cs="Times New Roman"/>
+                <w:lang w:val="sv-SE"/>
+              </w:rPr>
+              <w:t>Program berhasil di kompilasi tanpa kesalahan</w:t>
+            </w:r>
+          </w:p>
+        </w:tc>
+        <w:tc>
+          <w:tcPr>
+            <w:tcW w:w="992" w:type="dxa"/>
+          </w:tcPr>
+          <w:p>
+            <w:pPr>
+              <w:pStyle w:val="ListParagraph"/>
+              <w:spacing w:line="360" w:lineRule="auto"/>
+              <w:ind w:left="0"/>
+              <w:jc w:val="center"/>
+              <w:rPr>
+                <w:rFonts w:ascii="Times New Roman" w:hAnsi="Times New Roman" w:cs="Times New Roman"/>
+                <w:lang w:val="sv-SE"/>
+              </w:rPr>
+            </w:pPr>
+            <w:r>
+              <w:rPr>
+                <w:rFonts w:ascii="Segoe UI Symbol" w:hAnsi="Segoe UI Symbol" w:cs="Segoe UI Symbol"/>
+              </w:rPr>
+              <w:t>✔</w:t>
+            </w:r>
+          </w:p>
+        </w:tc>
+        <w:tc>
+          <w:tcPr>
+            <w:tcW w:w="993" w:type="dxa"/>
+          </w:tcPr>
+          <w:p>
+            <w:pPr>
+              <w:pStyle w:val="ListParagraph"/>
+              <w:spacing w:line="360" w:lineRule="auto"/>
+              <w:ind w:left="0"/>
+              <w:jc w:val="center"/>
+              <w:rPr>
+                <w:rFonts w:ascii="Times New Roman" w:hAnsi="Times New Roman" w:cs="Times New Roman"/>
+                <w:lang w:val="sv-SE"/>
+              </w:rPr>
+            </w:pPr>
+          </w:p>
+        </w:tc>
+      </w:tr>
+      <w:tr>
+        <w:tc>
+          <w:tcPr>
+            <w:tcW w:w="664" w:type="dxa"/>
+          </w:tcPr>
+          <w:p>
+            <w:pPr>
+              <w:pStyle w:val="ListParagraph"/>
+              <w:spacing w:line="360" w:lineRule="auto"/>
+              <w:ind w:left="0"/>
+              <w:jc w:val="center"/>
+              <w:rPr>
+                <w:rFonts w:ascii="Times New Roman" w:hAnsi="Times New Roman" w:cs="Times New Roman"/>
+                <w:lang w:val="sv-SE"/>
+              </w:rPr>
+            </w:pPr>
+            <w:r>
+              <w:rPr>
+                <w:rFonts w:ascii="Times New Roman" w:hAnsi="Times New Roman" w:cs="Times New Roman"/>
+                <w:lang w:val="sv-SE"/>
+              </w:rPr>
+              <w:t>2</w:t>
+            </w:r>
+          </w:p>
+        </w:tc>
+        <w:tc>
+          <w:tcPr>
+            <w:tcW w:w="5670" w:type="dxa"/>
+          </w:tcPr>
+          <w:p>
+            <w:pPr>
+              <w:pStyle w:val="ListParagraph"/>
+              <w:spacing w:line="360" w:lineRule="auto"/>
+              <w:ind w:left="0"/>
+              <w:jc w:val="both"/>
+              <w:rPr>
+                <w:rFonts w:ascii="Times New Roman" w:hAnsi="Times New Roman" w:cs="Times New Roman"/>
+                <w:lang w:val="sv-SE"/>
+              </w:rPr>
+            </w:pPr>
+            <w:r>
+              <w:rPr>
+                <w:rFonts w:ascii="Times New Roman" w:hAnsi="Times New Roman" w:cs="Times New Roman"/>
+                <w:lang w:val="sv-SE"/>
+              </w:rPr>
+              <w:t>Program berhasil di jalankan</w:t>
+            </w:r>
+          </w:p>
+        </w:tc>
+        <w:tc>
+          <w:tcPr>
+            <w:tcW w:w="992" w:type="dxa"/>
+          </w:tcPr>
+          <w:p>
+            <w:pPr>
+              <w:pStyle w:val="ListParagraph"/>
+              <w:spacing w:line="360" w:lineRule="auto"/>
+              <w:ind w:left="0"/>
+              <w:jc w:val="center"/>
+              <w:rPr>
+                <w:rFonts w:ascii="Times New Roman" w:hAnsi="Times New Roman" w:cs="Times New Roman"/>
+                <w:lang w:val="sv-SE"/>
+              </w:rPr>
+            </w:pPr>
+            <w:r>
+              <w:rPr>
+                <w:rFonts w:ascii="Segoe UI Symbol" w:hAnsi="Segoe UI Symbol" w:cs="Segoe UI Symbol"/>
+              </w:rPr>
+              <w:t>✔</w:t>
+            </w:r>
+          </w:p>
+        </w:tc>
+        <w:tc>
+          <w:tcPr>
+            <w:tcW w:w="993" w:type="dxa"/>
+          </w:tcPr>
+          <w:p>
+            <w:pPr>
+              <w:pStyle w:val="ListParagraph"/>
+              <w:spacing w:line="360" w:lineRule="auto"/>
+              <w:ind w:left="0"/>
+              <w:jc w:val="center"/>
+              <w:rPr>
+                <w:rFonts w:ascii="Times New Roman" w:hAnsi="Times New Roman" w:cs="Times New Roman"/>
+                <w:lang w:val="sv-SE"/>
+              </w:rPr>
+            </w:pPr>
+          </w:p>
+        </w:tc>
+      </w:tr>
+      <w:tr>
+        <w:tc>
+          <w:tcPr>
+            <w:tcW w:w="664" w:type="dxa"/>
+          </w:tcPr>
+          <w:p>
+            <w:pPr>
+              <w:pStyle w:val="ListParagraph"/>
+              <w:spacing w:line="360" w:lineRule="auto"/>
+              <w:ind w:left="0"/>
+              <w:jc w:val="center"/>
+              <w:rPr>
+                <w:rFonts w:ascii="Times New Roman" w:hAnsi="Times New Roman" w:cs="Times New Roman"/>
+                <w:lang w:val="sv-SE"/>
+              </w:rPr>
+            </w:pPr>
+            <w:r>
+              <w:rPr>
+                <w:rFonts w:ascii="Times New Roman" w:hAnsi="Times New Roman" w:cs="Times New Roman"/>
+                <w:lang w:val="sv-SE"/>
+              </w:rPr>
+              <w:t>3</w:t>
+            </w:r>
+          </w:p>
+        </w:tc>
+        <w:tc>
+          <w:tcPr>
+            <w:tcW w:w="5670" w:type="dxa"/>
+          </w:tcPr>
+          <w:p>
+            <w:pPr>
+              <w:spacing w:line="360" w:lineRule="auto"/>
+              <w:jc w:val="both"/>
+              <w:rPr>
+                <w:rFonts w:ascii="Times New Roman" w:hAnsi="Times New Roman" w:cs="Times New Roman"/>
+                <w:lang w:val="sv-SE"/>
+              </w:rPr>
+            </w:pPr>
+            <w:r>
+              <w:rPr>
+                <w:rFonts w:ascii="Times New Roman" w:hAnsi="Times New Roman" w:cs="Times New Roman"/>
+                <w:lang w:val="sv-SE"/>
+              </w:rPr>
+              <w:t>Solusi yang diberikan program benar dan mematuhi aturan permainan</w:t>
+            </w:r>
+          </w:p>
+        </w:tc>
+        <w:tc>
+          <w:tcPr>
+            <w:tcW w:w="992" w:type="dxa"/>
+          </w:tcPr>
+          <w:p>
+            <w:pPr>
+              <w:pStyle w:val="ListParagraph"/>
+              <w:spacing w:line="360" w:lineRule="auto"/>
+              <w:ind w:left="0"/>
+              <w:jc w:val="center"/>
+              <w:rPr>
+                <w:rFonts w:ascii="Times New Roman" w:hAnsi="Times New Roman" w:cs="Times New Roman"/>
+                <w:lang w:val="sv-SE"/>
+              </w:rPr>
+            </w:pPr>
+            <w:r>
+              <w:rPr>
+                <w:rFonts w:ascii="Segoe UI Symbol" w:hAnsi="Segoe UI Symbol" w:cs="Segoe UI Symbol"/>
+              </w:rPr>
+              <w:t>✔</w:t>
+            </w:r>
+          </w:p>
+        </w:tc>
+        <w:tc>
+          <w:tcPr>
+            <w:tcW w:w="993" w:type="dxa"/>
+          </w:tcPr>
+          <w:p>
+            <w:pPr>
+              <w:pStyle w:val="ListParagraph"/>
+              <w:spacing w:line="360" w:lineRule="auto"/>
+              <w:ind w:left="0"/>
+              <w:jc w:val="center"/>
+              <w:rPr>
+                <w:rFonts w:ascii="Times New Roman" w:hAnsi="Times New Roman" w:cs="Times New Roman"/>
+                <w:lang w:val="sv-SE"/>
+              </w:rPr>
+            </w:pPr>
+          </w:p>
+        </w:tc>
+      </w:tr>
+      <w:tr>
+        <w:tc>
+          <w:tcPr>
+            <w:tcW w:w="664" w:type="dxa"/>
+          </w:tcPr>
+          <w:p>
+            <w:pPr>
+              <w:pStyle w:val="ListParagraph"/>
+              <w:spacing w:line="360" w:lineRule="auto"/>
+              <w:ind w:left="0"/>
+              <w:jc w:val="center"/>
+              <w:rPr>
+                <w:rFonts w:ascii="Times New Roman" w:hAnsi="Times New Roman" w:cs="Times New Roman"/>
+                <w:lang w:val="sv-SE"/>
+              </w:rPr>
+            </w:pPr>
+            <w:r>
+              <w:rPr>
+                <w:rFonts w:ascii="Times New Roman" w:hAnsi="Times New Roman" w:cs="Times New Roman"/>
+                <w:lang w:val="sv-SE"/>
+              </w:rPr>
+              <w:t>4</w:t>
+            </w:r>
+          </w:p>
+        </w:tc>
+        <w:tc>
+          <w:tcPr>
+            <w:tcW w:w="5670" w:type="dxa"/>
+          </w:tcPr>
+          <w:p>
+            <w:pPr>
+              <w:spacing w:line="360" w:lineRule="auto"/>
+              <w:jc w:val="both"/>
+              <w:rPr>
+                <w:rFonts w:ascii="Times New Roman" w:hAnsi="Times New Roman" w:cs="Times New Roman"/>
+                <w:lang w:val="sv-SE"/>
+              </w:rPr>
+            </w:pPr>
+            <w:r>
+              <w:rPr>
+                <w:rFonts w:ascii="Times New Roman" w:hAnsi="Times New Roman" w:cs="Times New Roman"/>
+                <w:lang w:val="sv-SE"/>
+              </w:rPr>
+              <w:t>Program dapat membaca masukan berkas .txt serta menyimpan solusi dalam berkas .txt</w:t>
+            </w:r>
+          </w:p>
+        </w:tc>
+        <w:tc>
+          <w:tcPr>
+            <w:tcW w:w="992" w:type="dxa"/>
+          </w:tcPr>
+          <w:p>
+            <w:pPr>
+              <w:pStyle w:val="ListParagraph"/>
+              <w:spacing w:line="360" w:lineRule="auto"/>
+              <w:ind w:left="0"/>
+              <w:jc w:val="center"/>
+              <w:rPr>
+                <w:rFonts w:ascii="Times New Roman" w:hAnsi="Times New Roman" w:cs="Times New Roman"/>
+                <w:lang w:val="sv-SE"/>
+              </w:rPr>
+            </w:pPr>
+            <w:r>
+              <w:rPr>
+                <w:rFonts w:ascii="Segoe UI Symbol" w:hAnsi="Segoe UI Symbol" w:cs="Segoe UI Symbol"/>
+              </w:rPr>
+              <w:t>✔</w:t>
+            </w:r>
+          </w:p>
+        </w:tc>
+        <w:tc>
+          <w:tcPr>
+            <w:tcW w:w="993" w:type="dxa"/>
+          </w:tcPr>
+          <w:p>
+            <w:pPr>
+              <w:pStyle w:val="ListParagraph"/>
+              <w:spacing w:line="360" w:lineRule="auto"/>
+              <w:ind w:left="0"/>
+              <w:jc w:val="center"/>
+              <w:rPr>
+                <w:rFonts w:ascii="Times New Roman" w:hAnsi="Times New Roman" w:cs="Times New Roman"/>
+                <w:lang w:val="sv-SE"/>
+              </w:rPr>
+            </w:pPr>
+          </w:p>
+        </w:tc>
+      </w:tr>
+      <w:tr>
+        <w:tc>
+          <w:tcPr>
+            <w:tcW w:w="664" w:type="dxa"/>
+          </w:tcPr>
+          <w:p>
+            <w:pPr>
+              <w:pStyle w:val="ListParagraph"/>
+              <w:spacing w:line="360" w:lineRule="auto"/>
+              <w:ind w:left="0"/>
+              <w:jc w:val="center"/>
+              <w:rPr>
+                <w:rFonts w:ascii="Times New Roman" w:hAnsi="Times New Roman" w:cs="Times New Roman"/>
+                <w:lang w:val="sv-SE"/>
+              </w:rPr>
+            </w:pPr>
+            <w:r>
+              <w:rPr>
+                <w:rFonts w:ascii="Times New Roman" w:hAnsi="Times New Roman" w:cs="Times New Roman"/>
+                <w:lang w:val="sv-SE"/>
+              </w:rPr>
+              <w:t>5</w:t>
+            </w:r>
+          </w:p>
+        </w:tc>
+        <w:tc>
+          <w:tcPr>
+            <w:tcW w:w="5670" w:type="dxa"/>
+          </w:tcPr>
+          <w:p>
+            <w:pPr>
+              <w:spacing w:line="360" w:lineRule="auto"/>
+              <w:jc w:val="both"/>
+              <w:rPr>
+                <w:rFonts w:ascii="Times New Roman" w:hAnsi="Times New Roman" w:cs="Times New Roman"/>
+              </w:rPr>
+            </w:pPr>
+            <w:r>
+              <w:rPr>
+                <w:rFonts w:ascii="Times New Roman" w:hAnsi="Times New Roman" w:cs="Times New Roman"/>
+              </w:rPr>
+              <w:t>Program memiliki Graphical User Interface (GUI)</w:t>
+            </w:r>
+          </w:p>
+        </w:tc>
+        <w:tc>
+          <w:tcPr>
+            <w:tcW w:w="992" w:type="dxa"/>
+          </w:tcPr>
+          <w:p>
+            <w:pPr>
+              <w:pStyle w:val="ListParagraph"/>
+              <w:spacing w:line="360" w:lineRule="auto"/>
+              <w:ind w:left="0"/>
+              <w:jc w:val="center"/>
+              <w:rPr>
+                <w:rFonts w:ascii="Times New Roman" w:hAnsi="Times New Roman" w:cs="Times New Roman"/>
+              </w:rPr>
+            </w:pPr>
+          </w:p>
+        </w:tc>
+        <w:tc>
+          <w:tcPr>
+            <w:tcW w:w="993" w:type="dxa"/>
+          </w:tcPr>
+          <w:p>
+            <w:pPr>
+              <w:pStyle w:val="ListParagraph"/>
+              <w:spacing w:line="360" w:lineRule="auto"/>
+              <w:ind w:left="0"/>
+              <w:jc w:val="center"/>
+              <w:rPr>
+                <w:rFonts w:ascii="Times New Roman" w:hAnsi="Times New Roman" w:cs="Times New Roman"/>
+              </w:rPr>
+            </w:pPr>
+            <w:r>
+              <w:rPr>
+                <w:rFonts w:ascii="Segoe UI Symbol" w:hAnsi="Segoe UI Symbol" w:cs="Segoe UI Symbol"/>
+              </w:rPr>
+              <w:t>✔</w:t>
+            </w:r>
+          </w:p>
+        </w:tc>
+      </w:tr>
+      <w:tr>
+        <w:tc>
+          <w:tcPr>
+            <w:tcW w:w="664" w:type="dxa"/>
+          </w:tcPr>
+          <w:p>
+            <w:pPr>
+              <w:pStyle w:val="ListParagraph"/>
+              <w:spacing w:line="360" w:lineRule="auto"/>
+              <w:ind w:left="0"/>
+              <w:jc w:val="center"/>
+              <w:rPr>
+                <w:rFonts w:ascii="Times New Roman" w:hAnsi="Times New Roman" w:cs="Times New Roman"/>
+                <w:lang w:val="sv-SE"/>
+              </w:rPr>
+            </w:pPr>
+            <w:r>
+              <w:rPr>
+                <w:rFonts w:ascii="Times New Roman" w:hAnsi="Times New Roman" w:cs="Times New Roman"/>
+                <w:lang w:val="sv-SE"/>
+              </w:rPr>
+              <w:t>6</w:t>
+            </w:r>
+          </w:p>
+        </w:tc>
+        <w:tc>
+          <w:tcPr>
+            <w:tcW w:w="5670" w:type="dxa"/>
+          </w:tcPr>
+          <w:p>
+            <w:pPr>
+              <w:spacing w:line="360" w:lineRule="auto"/>
+              <w:jc w:val="both"/>
+              <w:rPr>
+                <w:rFonts w:ascii="Times New Roman" w:hAnsi="Times New Roman" w:cs="Times New Roman"/>
+                <w:lang w:val="sv-SE"/>
+              </w:rPr>
+            </w:pPr>
+            <w:r>
+              <w:rPr>
+                <w:rFonts w:ascii="Times New Roman" w:hAnsi="Times New Roman" w:cs="Times New Roman"/>
+                <w:lang w:val="sv-SE"/>
+              </w:rPr>
+              <w:t>Program dapat menyimpan solusi dalam bentuk file gambar</w:t>
+            </w:r>
+          </w:p>
+        </w:tc>
+        <w:tc>
+          <w:tcPr>
+            <w:tcW w:w="992" w:type="dxa"/>
+          </w:tcPr>
+          <w:p>
+            <w:pPr>
+              <w:pStyle w:val="ListParagraph"/>
+              <w:spacing w:line="360" w:lineRule="auto"/>
+              <w:ind w:left="0"/>
+              <w:jc w:val="center"/>
+              <w:rPr>
+                <w:rFonts w:ascii="Times New Roman" w:hAnsi="Times New Roman" w:cs="Times New Roman"/>
+                <w:lang w:val="sv-SE"/>
+              </w:rPr>
+            </w:pPr>
+          </w:p>
+        </w:tc>
+        <w:tc>
+          <w:tcPr>
+            <w:tcW w:w="993" w:type="dxa"/>
+          </w:tcPr>
+          <w:p>
+            <w:pPr>
+              <w:pStyle w:val="ListParagraph"/>
+              <w:spacing w:line="360" w:lineRule="auto"/>
+              <w:ind w:left="0"/>
+              <w:jc w:val="center"/>
+              <w:rPr>
+                <w:rFonts w:ascii="Times New Roman" w:hAnsi="Times New Roman" w:cs="Times New Roman"/>
+                <w:lang w:val="sv-SE"/>
+              </w:rPr>
+            </w:pPr>
+            <w:r>
+              <w:rPr>
+                <w:rFonts w:ascii="Segoe UI Symbol" w:hAnsi="Segoe UI Symbol" w:cs="Segoe UI Symbol"/>
+              </w:rPr>
+              <w:t>✔</w:t>
+            </w:r>
+          </w:p>
+        </w:tc>
+      </w:tr>
+    </w:tbl>
+    <w:p>
+      <w:pPr>
+        <w:pStyle w:val="ListParagraph"/>
+        <w:spacing w:line="360" w:lineRule="auto"/>
         <w:jc w:val="both"/>
         <w:rPr>
           <w:rFonts w:ascii="Times New Roman" w:hAnsi="Times New Roman" w:cs="Times New Roman"/>
@@ -3900,7 +4605,6 @@
   <w:style w:type="character" w:default="1" w:styleId="DefaultParagraphFont">
     <w:name w:val="Default Paragraph Font"/>
     <w:uiPriority w:val="1"/>
-    <w:semiHidden/>
     <w:unhideWhenUsed/>
   </w:style>
   <w:style w:type="table" w:default="1" w:styleId="TableNormal">

--- a/doc/Laporan.docx
+++ b/doc/Laporan.docx
@@ -827,13 +827,3900 @@
             <w:pPr>
               <w:pStyle w:val="ListParagraph"/>
               <w:spacing w:line="360" w:lineRule="auto"/>
+              <w:jc w:val="both"/>
+              <w:rPr>
+                <w:rFonts w:ascii="Courier New" w:hAnsi="Courier New" w:cs="Courier New"/>
+                <w:lang w:val="sv-SE"/>
+              </w:rPr>
+            </w:pPr>
+            <w:r>
+              <w:rPr>
+                <w:rFonts w:ascii="Courier New" w:hAnsi="Courier New" w:cs="Courier New"/>
+                <w:lang w:val="sv-SE"/>
+              </w:rPr>
+              <w:t>#include &lt;bits/stdc++.h&gt;</w:t>
+            </w:r>
+          </w:p>
+          <w:p>
+            <w:pPr>
+              <w:pStyle w:val="ListParagraph"/>
+              <w:spacing w:line="360" w:lineRule="auto"/>
+              <w:jc w:val="both"/>
+              <w:rPr>
+                <w:rFonts w:ascii="Courier New" w:hAnsi="Courier New" w:cs="Courier New"/>
+                <w:lang w:val="sv-SE"/>
+              </w:rPr>
+            </w:pPr>
+            <w:r>
+              <w:rPr>
+                <w:rFonts w:ascii="Courier New" w:hAnsi="Courier New" w:cs="Courier New"/>
+                <w:lang w:val="sv-SE"/>
+              </w:rPr>
+              <w:t>using namespace std;</w:t>
+            </w:r>
+          </w:p>
+          <w:p>
+            <w:pPr>
+              <w:pStyle w:val="ListParagraph"/>
+              <w:spacing w:line="360" w:lineRule="auto"/>
+              <w:jc w:val="both"/>
+              <w:rPr>
+                <w:rFonts w:ascii="Courier New" w:hAnsi="Courier New" w:cs="Courier New"/>
+                <w:lang w:val="sv-SE"/>
+              </w:rPr>
+            </w:pPr>
+          </w:p>
+          <w:p>
+            <w:pPr>
+              <w:pStyle w:val="ListParagraph"/>
+              <w:spacing w:line="360" w:lineRule="auto"/>
+              <w:jc w:val="both"/>
+              <w:rPr>
+                <w:rFonts w:ascii="Courier New" w:hAnsi="Courier New" w:cs="Courier New"/>
+                <w:lang w:val="sv-SE"/>
+              </w:rPr>
+            </w:pPr>
+            <w:r>
+              <w:rPr>
+                <w:rFonts w:ascii="Courier New" w:hAnsi="Courier New" w:cs="Courier New"/>
+                <w:lang w:val="sv-SE"/>
+              </w:rPr>
+              <w:t>bool ketemu;</w:t>
+            </w:r>
+          </w:p>
+          <w:p>
+            <w:pPr>
+              <w:pStyle w:val="ListParagraph"/>
+              <w:spacing w:line="360" w:lineRule="auto"/>
+              <w:jc w:val="both"/>
+              <w:rPr>
+                <w:rFonts w:ascii="Courier New" w:hAnsi="Courier New" w:cs="Courier New"/>
+                <w:lang w:val="sv-SE"/>
+              </w:rPr>
+            </w:pPr>
+            <w:r>
+              <w:rPr>
+                <w:rFonts w:ascii="Courier New" w:hAnsi="Courier New" w:cs="Courier New"/>
+                <w:lang w:val="sv-SE"/>
+              </w:rPr>
+              <w:t>vector &lt;int&gt; jawaban;</w:t>
+            </w:r>
+          </w:p>
+          <w:p>
+            <w:pPr>
+              <w:pStyle w:val="ListParagraph"/>
+              <w:spacing w:line="360" w:lineRule="auto"/>
+              <w:jc w:val="both"/>
+              <w:rPr>
+                <w:rFonts w:ascii="Courier New" w:hAnsi="Courier New" w:cs="Courier New"/>
+                <w:lang w:val="sv-SE"/>
+              </w:rPr>
+            </w:pPr>
+            <w:r>
+              <w:rPr>
+                <w:rFonts w:ascii="Courier New" w:hAnsi="Courier New" w:cs="Courier New"/>
+                <w:lang w:val="sv-SE"/>
+              </w:rPr>
+              <w:t>int rowCnt, colCnt;</w:t>
+            </w:r>
+          </w:p>
+          <w:p>
+            <w:pPr>
+              <w:pStyle w:val="ListParagraph"/>
+              <w:spacing w:line="360" w:lineRule="auto"/>
+              <w:jc w:val="both"/>
+              <w:rPr>
+                <w:rFonts w:ascii="Courier New" w:hAnsi="Courier New" w:cs="Courier New"/>
+                <w:lang w:val="sv-SE"/>
+              </w:rPr>
+            </w:pPr>
+            <w:r>
+              <w:rPr>
+                <w:rFonts w:ascii="Courier New" w:hAnsi="Courier New" w:cs="Courier New"/>
+                <w:lang w:val="sv-SE"/>
+              </w:rPr>
+              <w:t>long long iterCount;</w:t>
+            </w:r>
+          </w:p>
+          <w:p>
+            <w:pPr>
+              <w:pStyle w:val="ListParagraph"/>
+              <w:spacing w:line="360" w:lineRule="auto"/>
+              <w:jc w:val="both"/>
+              <w:rPr>
+                <w:rFonts w:ascii="Courier New" w:hAnsi="Courier New" w:cs="Courier New"/>
+                <w:lang w:val="sv-SE"/>
+              </w:rPr>
+            </w:pPr>
+            <w:r>
+              <w:rPr>
+                <w:rFonts w:ascii="Courier New" w:hAnsi="Courier New" w:cs="Courier New"/>
+                <w:lang w:val="sv-SE"/>
+              </w:rPr>
+              <w:t>vector &lt;string&gt; papan;</w:t>
+            </w:r>
+          </w:p>
+          <w:p>
+            <w:pPr>
+              <w:pStyle w:val="ListParagraph"/>
+              <w:spacing w:line="360" w:lineRule="auto"/>
+              <w:jc w:val="both"/>
+              <w:rPr>
+                <w:rFonts w:ascii="Courier New" w:hAnsi="Courier New" w:cs="Courier New"/>
+                <w:lang w:val="sv-SE"/>
+              </w:rPr>
+            </w:pPr>
+            <w:r>
+              <w:rPr>
+                <w:rFonts w:ascii="Courier New" w:hAnsi="Courier New" w:cs="Courier New"/>
+                <w:lang w:val="sv-SE"/>
+              </w:rPr>
+              <w:t>vector &lt;int&gt; warna[26];</w:t>
+            </w:r>
+          </w:p>
+          <w:p>
+            <w:pPr>
+              <w:pStyle w:val="ListParagraph"/>
+              <w:spacing w:line="360" w:lineRule="auto"/>
+              <w:jc w:val="both"/>
+              <w:rPr>
+                <w:rFonts w:ascii="Courier New" w:hAnsi="Courier New" w:cs="Courier New"/>
+                <w:lang w:val="sv-SE"/>
+              </w:rPr>
+            </w:pPr>
+          </w:p>
+          <w:p>
+            <w:pPr>
+              <w:pStyle w:val="ListParagraph"/>
+              <w:spacing w:line="360" w:lineRule="auto"/>
+              <w:jc w:val="both"/>
+              <w:rPr>
+                <w:rFonts w:ascii="Courier New" w:hAnsi="Courier New" w:cs="Courier New"/>
+              </w:rPr>
+            </w:pPr>
+            <w:r>
+              <w:rPr>
+                <w:rFonts w:ascii="Courier New" w:hAnsi="Courier New" w:cs="Courier New"/>
+              </w:rPr>
+              <w:t>bool existFile (string fileName, vector&lt;string&gt; &amp;papan) {</w:t>
+            </w:r>
+          </w:p>
+          <w:p>
+            <w:pPr>
+              <w:pStyle w:val="ListParagraph"/>
+              <w:spacing w:line="360" w:lineRule="auto"/>
+              <w:jc w:val="both"/>
+              <w:rPr>
+                <w:rFonts w:ascii="Courier New" w:hAnsi="Courier New" w:cs="Courier New"/>
+              </w:rPr>
+            </w:pPr>
+            <w:r>
+              <w:rPr>
+                <w:rFonts w:ascii="Courier New" w:hAnsi="Courier New" w:cs="Courier New"/>
+              </w:rPr>
+              <w:t xml:space="preserve">    ifstream fInput ("test/" + fileName);</w:t>
+            </w:r>
+          </w:p>
+          <w:p>
+            <w:pPr>
+              <w:pStyle w:val="ListParagraph"/>
+              <w:spacing w:line="360" w:lineRule="auto"/>
+              <w:jc w:val="both"/>
+              <w:rPr>
+                <w:rFonts w:ascii="Courier New" w:hAnsi="Courier New" w:cs="Courier New"/>
+              </w:rPr>
+            </w:pPr>
+          </w:p>
+          <w:p>
+            <w:pPr>
+              <w:pStyle w:val="ListParagraph"/>
+              <w:spacing w:line="360" w:lineRule="auto"/>
+              <w:jc w:val="both"/>
+              <w:rPr>
+                <w:rFonts w:ascii="Courier New" w:hAnsi="Courier New" w:cs="Courier New"/>
+              </w:rPr>
+            </w:pPr>
+            <w:r>
+              <w:rPr>
+                <w:rFonts w:ascii="Courier New" w:hAnsi="Courier New" w:cs="Courier New"/>
+              </w:rPr>
+              <w:t xml:space="preserve">    if (!fInput.is_open()) {</w:t>
+            </w:r>
+          </w:p>
+          <w:p>
+            <w:pPr>
+              <w:pStyle w:val="ListParagraph"/>
+              <w:spacing w:line="360" w:lineRule="auto"/>
+              <w:jc w:val="both"/>
+              <w:rPr>
+                <w:rFonts w:ascii="Courier New" w:hAnsi="Courier New" w:cs="Courier New"/>
+              </w:rPr>
+            </w:pPr>
+            <w:r>
+              <w:rPr>
+                <w:rFonts w:ascii="Courier New" w:hAnsi="Courier New" w:cs="Courier New"/>
+              </w:rPr>
+              <w:t xml:space="preserve">        </w:t>
+            </w:r>
+            <w:r>
+              <w:rPr>
+                <w:rFonts w:ascii="Courier New" w:hAnsi="Courier New" w:cs="Courier New"/>
+                <w:lang w:val="sv-SE"/>
+              </w:rPr>
+              <w:t xml:space="preserve">cout &lt;&lt; "File dengan nama: " &lt;&lt; fileName &lt;&lt; " tidak ditemukan!" </w:t>
+            </w:r>
+            <w:r>
+              <w:rPr>
+                <w:rFonts w:ascii="Courier New" w:hAnsi="Courier New" w:cs="Courier New"/>
+              </w:rPr>
+              <w:t>&lt;&lt; endl;</w:t>
+            </w:r>
+          </w:p>
+          <w:p>
+            <w:pPr>
+              <w:pStyle w:val="ListParagraph"/>
+              <w:spacing w:line="360" w:lineRule="auto"/>
+              <w:jc w:val="both"/>
+              <w:rPr>
+                <w:rFonts w:ascii="Courier New" w:hAnsi="Courier New" w:cs="Courier New"/>
+              </w:rPr>
+            </w:pPr>
+            <w:r>
+              <w:rPr>
+                <w:rFonts w:ascii="Courier New" w:hAnsi="Courier New" w:cs="Courier New"/>
+              </w:rPr>
+              <w:t xml:space="preserve">        return 0;</w:t>
+            </w:r>
+          </w:p>
+          <w:p>
+            <w:pPr>
+              <w:pStyle w:val="ListParagraph"/>
+              <w:spacing w:line="360" w:lineRule="auto"/>
+              <w:jc w:val="both"/>
+              <w:rPr>
+                <w:rFonts w:ascii="Courier New" w:hAnsi="Courier New" w:cs="Courier New"/>
+              </w:rPr>
+            </w:pPr>
+            <w:r>
+              <w:rPr>
+                <w:rFonts w:ascii="Courier New" w:hAnsi="Courier New" w:cs="Courier New"/>
+              </w:rPr>
+              <w:t xml:space="preserve">    }</w:t>
+            </w:r>
+          </w:p>
+          <w:p>
+            <w:pPr>
+              <w:pStyle w:val="ListParagraph"/>
+              <w:spacing w:line="360" w:lineRule="auto"/>
+              <w:jc w:val="both"/>
+              <w:rPr>
+                <w:rFonts w:ascii="Courier New" w:hAnsi="Courier New" w:cs="Courier New"/>
+              </w:rPr>
+            </w:pPr>
+          </w:p>
+          <w:p>
+            <w:pPr>
+              <w:pStyle w:val="ListParagraph"/>
+              <w:spacing w:line="360" w:lineRule="auto"/>
+              <w:jc w:val="both"/>
+              <w:rPr>
+                <w:rFonts w:ascii="Courier New" w:hAnsi="Courier New" w:cs="Courier New"/>
+              </w:rPr>
+            </w:pPr>
+            <w:r>
+              <w:rPr>
+                <w:rFonts w:ascii="Courier New" w:hAnsi="Courier New" w:cs="Courier New"/>
+              </w:rPr>
+              <w:t xml:space="preserve">    string temp;</w:t>
+            </w:r>
+          </w:p>
+          <w:p>
+            <w:pPr>
+              <w:pStyle w:val="ListParagraph"/>
+              <w:spacing w:line="360" w:lineRule="auto"/>
+              <w:jc w:val="both"/>
+              <w:rPr>
+                <w:rFonts w:ascii="Courier New" w:hAnsi="Courier New" w:cs="Courier New"/>
+              </w:rPr>
+            </w:pPr>
+          </w:p>
+          <w:p>
+            <w:pPr>
+              <w:pStyle w:val="ListParagraph"/>
+              <w:spacing w:line="360" w:lineRule="auto"/>
+              <w:jc w:val="both"/>
+              <w:rPr>
+                <w:rFonts w:ascii="Courier New" w:hAnsi="Courier New" w:cs="Courier New"/>
+              </w:rPr>
+            </w:pPr>
+            <w:r>
+              <w:rPr>
+                <w:rFonts w:ascii="Courier New" w:hAnsi="Courier New" w:cs="Courier New"/>
+              </w:rPr>
+              <w:t xml:space="preserve">    while (getline(fInput, temp)) {</w:t>
+            </w:r>
+          </w:p>
+          <w:p>
+            <w:pPr>
+              <w:pStyle w:val="ListParagraph"/>
+              <w:spacing w:line="360" w:lineRule="auto"/>
+              <w:jc w:val="both"/>
+              <w:rPr>
+                <w:rFonts w:ascii="Courier New" w:hAnsi="Courier New" w:cs="Courier New"/>
+              </w:rPr>
+            </w:pPr>
+            <w:r>
+              <w:rPr>
+                <w:rFonts w:ascii="Courier New" w:hAnsi="Courier New" w:cs="Courier New"/>
+              </w:rPr>
+              <w:t xml:space="preserve">        papan.push_back(temp);</w:t>
+            </w:r>
+          </w:p>
+          <w:p>
+            <w:pPr>
+              <w:pStyle w:val="ListParagraph"/>
+              <w:spacing w:line="360" w:lineRule="auto"/>
+              <w:jc w:val="both"/>
+              <w:rPr>
+                <w:rFonts w:ascii="Courier New" w:hAnsi="Courier New" w:cs="Courier New"/>
+              </w:rPr>
+            </w:pPr>
+            <w:r>
+              <w:rPr>
+                <w:rFonts w:ascii="Courier New" w:hAnsi="Courier New" w:cs="Courier New"/>
+              </w:rPr>
+              <w:t xml:space="preserve">    }</w:t>
+            </w:r>
+          </w:p>
+          <w:p>
+            <w:pPr>
+              <w:pStyle w:val="ListParagraph"/>
+              <w:spacing w:line="360" w:lineRule="auto"/>
+              <w:jc w:val="both"/>
+              <w:rPr>
+                <w:rFonts w:ascii="Courier New" w:hAnsi="Courier New" w:cs="Courier New"/>
+              </w:rPr>
+            </w:pPr>
+          </w:p>
+          <w:p>
+            <w:pPr>
+              <w:pStyle w:val="ListParagraph"/>
+              <w:spacing w:line="360" w:lineRule="auto"/>
+              <w:jc w:val="both"/>
+              <w:rPr>
+                <w:rFonts w:ascii="Courier New" w:hAnsi="Courier New" w:cs="Courier New"/>
+              </w:rPr>
+            </w:pPr>
+            <w:r>
+              <w:rPr>
+                <w:rFonts w:ascii="Courier New" w:hAnsi="Courier New" w:cs="Courier New"/>
+              </w:rPr>
+              <w:t xml:space="preserve">    return 1;</w:t>
+            </w:r>
+          </w:p>
+          <w:p>
+            <w:pPr>
+              <w:pStyle w:val="ListParagraph"/>
+              <w:spacing w:line="360" w:lineRule="auto"/>
+              <w:jc w:val="both"/>
+              <w:rPr>
+                <w:rFonts w:ascii="Courier New" w:hAnsi="Courier New" w:cs="Courier New"/>
+              </w:rPr>
+            </w:pPr>
+            <w:r>
+              <w:rPr>
+                <w:rFonts w:ascii="Courier New" w:hAnsi="Courier New" w:cs="Courier New"/>
+              </w:rPr>
+              <w:lastRenderedPageBreak/>
+              <w:t>}</w:t>
+            </w:r>
+          </w:p>
+          <w:p>
+            <w:pPr>
+              <w:pStyle w:val="ListParagraph"/>
+              <w:spacing w:line="360" w:lineRule="auto"/>
+              <w:jc w:val="both"/>
+              <w:rPr>
+                <w:rFonts w:ascii="Courier New" w:hAnsi="Courier New" w:cs="Courier New"/>
+              </w:rPr>
+            </w:pPr>
+          </w:p>
+          <w:p>
+            <w:pPr>
+              <w:pStyle w:val="ListParagraph"/>
+              <w:spacing w:line="360" w:lineRule="auto"/>
+              <w:jc w:val="both"/>
+              <w:rPr>
+                <w:rFonts w:ascii="Courier New" w:hAnsi="Courier New" w:cs="Courier New"/>
+              </w:rPr>
+            </w:pPr>
+            <w:r>
+              <w:rPr>
+                <w:rFonts w:ascii="Courier New" w:hAnsi="Courier New" w:cs="Courier New"/>
+              </w:rPr>
+              <w:t>bool validFile (vector&lt;string&gt; v) {</w:t>
+            </w:r>
+          </w:p>
+          <w:p>
+            <w:pPr>
+              <w:pStyle w:val="ListParagraph"/>
+              <w:spacing w:line="360" w:lineRule="auto"/>
+              <w:jc w:val="both"/>
+              <w:rPr>
+                <w:rFonts w:ascii="Courier New" w:hAnsi="Courier New" w:cs="Courier New"/>
+                <w:lang w:val="sv-SE"/>
+              </w:rPr>
+            </w:pPr>
+            <w:r>
+              <w:rPr>
+                <w:rFonts w:ascii="Courier New" w:hAnsi="Courier New" w:cs="Courier New"/>
+              </w:rPr>
+              <w:t xml:space="preserve">    </w:t>
+            </w:r>
+            <w:r>
+              <w:rPr>
+                <w:rFonts w:ascii="Courier New" w:hAnsi="Courier New" w:cs="Courier New"/>
+                <w:lang w:val="sv-SE"/>
+              </w:rPr>
+              <w:t>// cout &lt;&lt; "masudk" &lt;&lt; endl;</w:t>
+            </w:r>
+          </w:p>
+          <w:p>
+            <w:pPr>
+              <w:pStyle w:val="ListParagraph"/>
+              <w:spacing w:line="360" w:lineRule="auto"/>
+              <w:jc w:val="both"/>
+              <w:rPr>
+                <w:rFonts w:ascii="Courier New" w:hAnsi="Courier New" w:cs="Courier New"/>
+                <w:lang w:val="sv-SE"/>
+              </w:rPr>
+            </w:pPr>
+            <w:r>
+              <w:rPr>
+                <w:rFonts w:ascii="Courier New" w:hAnsi="Courier New" w:cs="Courier New"/>
+                <w:lang w:val="sv-SE"/>
+              </w:rPr>
+              <w:t xml:space="preserve">    // cek warna valid apa engga</w:t>
+            </w:r>
+          </w:p>
+          <w:p>
+            <w:pPr>
+              <w:pStyle w:val="ListParagraph"/>
+              <w:spacing w:line="360" w:lineRule="auto"/>
+              <w:jc w:val="both"/>
+              <w:rPr>
+                <w:rFonts w:ascii="Courier New" w:hAnsi="Courier New" w:cs="Courier New"/>
+              </w:rPr>
+            </w:pPr>
+            <w:r>
+              <w:rPr>
+                <w:rFonts w:ascii="Courier New" w:hAnsi="Courier New" w:cs="Courier New"/>
+                <w:lang w:val="sv-SE"/>
+              </w:rPr>
+              <w:t xml:space="preserve">    </w:t>
+            </w:r>
+            <w:r>
+              <w:rPr>
+                <w:rFonts w:ascii="Courier New" w:hAnsi="Courier New" w:cs="Courier New"/>
+              </w:rPr>
+              <w:t>for (string s : v) {</w:t>
+            </w:r>
+          </w:p>
+          <w:p>
+            <w:pPr>
+              <w:pStyle w:val="ListParagraph"/>
+              <w:spacing w:line="360" w:lineRule="auto"/>
+              <w:jc w:val="both"/>
+              <w:rPr>
+                <w:rFonts w:ascii="Courier New" w:hAnsi="Courier New" w:cs="Courier New"/>
+              </w:rPr>
+            </w:pPr>
+            <w:r>
+              <w:rPr>
+                <w:rFonts w:ascii="Courier New" w:hAnsi="Courier New" w:cs="Courier New"/>
+              </w:rPr>
+              <w:t xml:space="preserve">        for (char c : s) {</w:t>
+            </w:r>
+          </w:p>
+          <w:p>
+            <w:pPr>
+              <w:pStyle w:val="ListParagraph"/>
+              <w:spacing w:line="360" w:lineRule="auto"/>
+              <w:jc w:val="both"/>
+              <w:rPr>
+                <w:rFonts w:ascii="Courier New" w:hAnsi="Courier New" w:cs="Courier New"/>
+              </w:rPr>
+            </w:pPr>
+            <w:r>
+              <w:rPr>
+                <w:rFonts w:ascii="Courier New" w:hAnsi="Courier New" w:cs="Courier New"/>
+              </w:rPr>
+              <w:t xml:space="preserve">            if (c &lt; 'A' || c &gt; 'Z') {</w:t>
+            </w:r>
+          </w:p>
+          <w:p>
+            <w:pPr>
+              <w:pStyle w:val="ListParagraph"/>
+              <w:spacing w:line="360" w:lineRule="auto"/>
+              <w:jc w:val="both"/>
+              <w:rPr>
+                <w:rFonts w:ascii="Courier New" w:hAnsi="Courier New" w:cs="Courier New"/>
+              </w:rPr>
+            </w:pPr>
+            <w:r>
+              <w:rPr>
+                <w:rFonts w:ascii="Courier New" w:hAnsi="Courier New" w:cs="Courier New"/>
+              </w:rPr>
+              <w:t xml:space="preserve">                cout &lt;&lt; "Isi file tidak valid (terdapat karakter selain A-Z), Silakan masukkan file lain!" &lt;&lt; endl;</w:t>
+            </w:r>
+          </w:p>
+          <w:p>
+            <w:pPr>
+              <w:pStyle w:val="ListParagraph"/>
+              <w:spacing w:line="360" w:lineRule="auto"/>
+              <w:jc w:val="both"/>
+              <w:rPr>
+                <w:rFonts w:ascii="Courier New" w:hAnsi="Courier New" w:cs="Courier New"/>
+              </w:rPr>
+            </w:pPr>
+            <w:r>
+              <w:rPr>
+                <w:rFonts w:ascii="Courier New" w:hAnsi="Courier New" w:cs="Courier New"/>
+              </w:rPr>
+              <w:t xml:space="preserve">                return 0;</w:t>
+            </w:r>
+          </w:p>
+          <w:p>
+            <w:pPr>
+              <w:pStyle w:val="ListParagraph"/>
+              <w:spacing w:line="360" w:lineRule="auto"/>
+              <w:jc w:val="both"/>
+              <w:rPr>
+                <w:rFonts w:ascii="Courier New" w:hAnsi="Courier New" w:cs="Courier New"/>
+              </w:rPr>
+            </w:pPr>
+            <w:r>
+              <w:rPr>
+                <w:rFonts w:ascii="Courier New" w:hAnsi="Courier New" w:cs="Courier New"/>
+              </w:rPr>
+              <w:t xml:space="preserve">            }</w:t>
+            </w:r>
+          </w:p>
+          <w:p>
+            <w:pPr>
+              <w:pStyle w:val="ListParagraph"/>
+              <w:spacing w:line="360" w:lineRule="auto"/>
+              <w:jc w:val="both"/>
+              <w:rPr>
+                <w:rFonts w:ascii="Courier New" w:hAnsi="Courier New" w:cs="Courier New"/>
+              </w:rPr>
+            </w:pPr>
+            <w:r>
+              <w:rPr>
+                <w:rFonts w:ascii="Courier New" w:hAnsi="Courier New" w:cs="Courier New"/>
+              </w:rPr>
+              <w:t xml:space="preserve">        }</w:t>
+            </w:r>
+          </w:p>
+          <w:p>
+            <w:pPr>
+              <w:pStyle w:val="ListParagraph"/>
+              <w:spacing w:line="360" w:lineRule="auto"/>
+              <w:jc w:val="both"/>
+              <w:rPr>
+                <w:rFonts w:ascii="Courier New" w:hAnsi="Courier New" w:cs="Courier New"/>
+              </w:rPr>
+            </w:pPr>
+            <w:r>
+              <w:rPr>
+                <w:rFonts w:ascii="Courier New" w:hAnsi="Courier New" w:cs="Courier New"/>
+              </w:rPr>
+              <w:t xml:space="preserve">    }</w:t>
+            </w:r>
+          </w:p>
+          <w:p>
+            <w:pPr>
+              <w:pStyle w:val="ListParagraph"/>
+              <w:spacing w:line="360" w:lineRule="auto"/>
+              <w:jc w:val="both"/>
+              <w:rPr>
+                <w:rFonts w:ascii="Courier New" w:hAnsi="Courier New" w:cs="Courier New"/>
+              </w:rPr>
+            </w:pPr>
+            <w:r>
+              <w:rPr>
+                <w:rFonts w:ascii="Courier New" w:hAnsi="Courier New" w:cs="Courier New"/>
+              </w:rPr>
+              <w:t xml:space="preserve">    // cout &lt;&lt; "masudk" &lt;&lt; endl;</w:t>
+            </w:r>
+          </w:p>
+          <w:p>
+            <w:pPr>
+              <w:pStyle w:val="ListParagraph"/>
+              <w:spacing w:line="360" w:lineRule="auto"/>
+              <w:jc w:val="both"/>
+              <w:rPr>
+                <w:rFonts w:ascii="Courier New" w:hAnsi="Courier New" w:cs="Courier New"/>
+              </w:rPr>
+            </w:pPr>
+          </w:p>
+          <w:p>
+            <w:pPr>
+              <w:pStyle w:val="ListParagraph"/>
+              <w:spacing w:line="360" w:lineRule="auto"/>
+              <w:jc w:val="both"/>
+              <w:rPr>
+                <w:rFonts w:ascii="Courier New" w:hAnsi="Courier New" w:cs="Courier New"/>
+              </w:rPr>
+            </w:pPr>
+            <w:r>
+              <w:rPr>
+                <w:rFonts w:ascii="Courier New" w:hAnsi="Courier New" w:cs="Courier New"/>
+              </w:rPr>
+              <w:t xml:space="preserve">    int siz = v.size();</w:t>
+            </w:r>
+          </w:p>
+          <w:p>
+            <w:pPr>
+              <w:pStyle w:val="ListParagraph"/>
+              <w:spacing w:line="360" w:lineRule="auto"/>
+              <w:jc w:val="both"/>
+              <w:rPr>
+                <w:rFonts w:ascii="Courier New" w:hAnsi="Courier New" w:cs="Courier New"/>
+              </w:rPr>
+            </w:pPr>
+            <w:r>
+              <w:rPr>
+                <w:rFonts w:ascii="Courier New" w:hAnsi="Courier New" w:cs="Courier New"/>
+              </w:rPr>
+              <w:t xml:space="preserve">    for (string s : v) {</w:t>
+            </w:r>
+          </w:p>
+          <w:p>
+            <w:pPr>
+              <w:pStyle w:val="ListParagraph"/>
+              <w:spacing w:line="360" w:lineRule="auto"/>
+              <w:jc w:val="both"/>
+              <w:rPr>
+                <w:rFonts w:ascii="Courier New" w:hAnsi="Courier New" w:cs="Courier New"/>
+              </w:rPr>
+            </w:pPr>
+            <w:r>
+              <w:rPr>
+                <w:rFonts w:ascii="Courier New" w:hAnsi="Courier New" w:cs="Courier New"/>
+              </w:rPr>
+              <w:t xml:space="preserve">        // cout &lt;&lt; s &lt;&lt; endl;</w:t>
+            </w:r>
+          </w:p>
+          <w:p>
+            <w:pPr>
+              <w:pStyle w:val="ListParagraph"/>
+              <w:spacing w:line="360" w:lineRule="auto"/>
+              <w:jc w:val="both"/>
+              <w:rPr>
+                <w:rFonts w:ascii="Courier New" w:hAnsi="Courier New" w:cs="Courier New"/>
+                <w:lang w:val="sv-SE"/>
+              </w:rPr>
+            </w:pPr>
+            <w:r>
+              <w:rPr>
+                <w:rFonts w:ascii="Courier New" w:hAnsi="Courier New" w:cs="Courier New"/>
+              </w:rPr>
+              <w:t xml:space="preserve">        </w:t>
+            </w:r>
+            <w:r>
+              <w:rPr>
+                <w:rFonts w:ascii="Courier New" w:hAnsi="Courier New" w:cs="Courier New"/>
+                <w:lang w:val="sv-SE"/>
+              </w:rPr>
+              <w:t>if (s.size() != siz) {</w:t>
+            </w:r>
+          </w:p>
+          <w:p>
+            <w:pPr>
+              <w:pStyle w:val="ListParagraph"/>
+              <w:spacing w:line="360" w:lineRule="auto"/>
+              <w:jc w:val="both"/>
+              <w:rPr>
+                <w:rFonts w:ascii="Courier New" w:hAnsi="Courier New" w:cs="Courier New"/>
+              </w:rPr>
+            </w:pPr>
+            <w:r>
+              <w:rPr>
+                <w:rFonts w:ascii="Courier New" w:hAnsi="Courier New" w:cs="Courier New"/>
+                <w:lang w:val="sv-SE"/>
+              </w:rPr>
+              <w:t xml:space="preserve">            cout &lt;&lt; "Isi file tidak valid (papan permainan tidak berbentuk persegi), Silakan masukkan file lain!" </w:t>
+            </w:r>
+            <w:r>
+              <w:rPr>
+                <w:rFonts w:ascii="Courier New" w:hAnsi="Courier New" w:cs="Courier New"/>
+              </w:rPr>
+              <w:t>&lt;&lt; endl;</w:t>
+            </w:r>
+          </w:p>
+          <w:p>
+            <w:pPr>
+              <w:pStyle w:val="ListParagraph"/>
+              <w:spacing w:line="360" w:lineRule="auto"/>
+              <w:jc w:val="both"/>
+              <w:rPr>
+                <w:rFonts w:ascii="Courier New" w:hAnsi="Courier New" w:cs="Courier New"/>
+              </w:rPr>
+            </w:pPr>
+            <w:r>
+              <w:rPr>
+                <w:rFonts w:ascii="Courier New" w:hAnsi="Courier New" w:cs="Courier New"/>
+              </w:rPr>
+              <w:t xml:space="preserve">            return 0;</w:t>
+            </w:r>
+          </w:p>
+          <w:p>
+            <w:pPr>
+              <w:pStyle w:val="ListParagraph"/>
+              <w:spacing w:line="360" w:lineRule="auto"/>
+              <w:jc w:val="both"/>
+              <w:rPr>
+                <w:rFonts w:ascii="Courier New" w:hAnsi="Courier New" w:cs="Courier New"/>
+              </w:rPr>
+            </w:pPr>
+            <w:r>
+              <w:rPr>
+                <w:rFonts w:ascii="Courier New" w:hAnsi="Courier New" w:cs="Courier New"/>
+              </w:rPr>
+              <w:t xml:space="preserve">        }</w:t>
+            </w:r>
+          </w:p>
+          <w:p>
+            <w:pPr>
+              <w:pStyle w:val="ListParagraph"/>
+              <w:spacing w:line="360" w:lineRule="auto"/>
+              <w:jc w:val="both"/>
+              <w:rPr>
+                <w:rFonts w:ascii="Courier New" w:hAnsi="Courier New" w:cs="Courier New"/>
+              </w:rPr>
+            </w:pPr>
+            <w:r>
+              <w:rPr>
+                <w:rFonts w:ascii="Courier New" w:hAnsi="Courier New" w:cs="Courier New"/>
+              </w:rPr>
+              <w:t xml:space="preserve">    }</w:t>
+            </w:r>
+          </w:p>
+          <w:p>
+            <w:pPr>
+              <w:pStyle w:val="ListParagraph"/>
+              <w:spacing w:line="360" w:lineRule="auto"/>
+              <w:jc w:val="both"/>
+              <w:rPr>
+                <w:rFonts w:ascii="Courier New" w:hAnsi="Courier New" w:cs="Courier New"/>
+              </w:rPr>
+            </w:pPr>
+          </w:p>
+          <w:p>
+            <w:pPr>
+              <w:pStyle w:val="ListParagraph"/>
+              <w:spacing w:line="360" w:lineRule="auto"/>
+              <w:jc w:val="both"/>
+              <w:rPr>
+                <w:rFonts w:ascii="Courier New" w:hAnsi="Courier New" w:cs="Courier New"/>
+              </w:rPr>
+            </w:pPr>
+            <w:r>
+              <w:rPr>
+                <w:rFonts w:ascii="Courier New" w:hAnsi="Courier New" w:cs="Courier New"/>
+              </w:rPr>
+              <w:t xml:space="preserve">    set &lt;char&gt; temp;</w:t>
+            </w:r>
+          </w:p>
+          <w:p>
+            <w:pPr>
+              <w:pStyle w:val="ListParagraph"/>
+              <w:spacing w:line="360" w:lineRule="auto"/>
+              <w:jc w:val="both"/>
+              <w:rPr>
+                <w:rFonts w:ascii="Courier New" w:hAnsi="Courier New" w:cs="Courier New"/>
+              </w:rPr>
+            </w:pPr>
+            <w:r>
+              <w:rPr>
+                <w:rFonts w:ascii="Courier New" w:hAnsi="Courier New" w:cs="Courier New"/>
+              </w:rPr>
+              <w:t xml:space="preserve">    for (string s : v) {</w:t>
+            </w:r>
+          </w:p>
+          <w:p>
+            <w:pPr>
+              <w:pStyle w:val="ListParagraph"/>
+              <w:spacing w:line="360" w:lineRule="auto"/>
+              <w:jc w:val="both"/>
+              <w:rPr>
+                <w:rFonts w:ascii="Courier New" w:hAnsi="Courier New" w:cs="Courier New"/>
+              </w:rPr>
+            </w:pPr>
+            <w:r>
+              <w:rPr>
+                <w:rFonts w:ascii="Courier New" w:hAnsi="Courier New" w:cs="Courier New"/>
+              </w:rPr>
+              <w:t xml:space="preserve">        for (char c : s) {</w:t>
+            </w:r>
+          </w:p>
+          <w:p>
+            <w:pPr>
+              <w:pStyle w:val="ListParagraph"/>
+              <w:spacing w:line="360" w:lineRule="auto"/>
+              <w:jc w:val="both"/>
+              <w:rPr>
+                <w:rFonts w:ascii="Courier New" w:hAnsi="Courier New" w:cs="Courier New"/>
+              </w:rPr>
+            </w:pPr>
+            <w:r>
+              <w:rPr>
+                <w:rFonts w:ascii="Courier New" w:hAnsi="Courier New" w:cs="Courier New"/>
+              </w:rPr>
+              <w:t xml:space="preserve">            temp.insert(c);</w:t>
+            </w:r>
+          </w:p>
+          <w:p>
+            <w:pPr>
+              <w:pStyle w:val="ListParagraph"/>
+              <w:spacing w:line="360" w:lineRule="auto"/>
+              <w:jc w:val="both"/>
+              <w:rPr>
+                <w:rFonts w:ascii="Courier New" w:hAnsi="Courier New" w:cs="Courier New"/>
+              </w:rPr>
+            </w:pPr>
+            <w:r>
+              <w:rPr>
+                <w:rFonts w:ascii="Courier New" w:hAnsi="Courier New" w:cs="Courier New"/>
+              </w:rPr>
+              <w:t xml:space="preserve">        }</w:t>
+            </w:r>
+          </w:p>
+          <w:p>
+            <w:pPr>
+              <w:pStyle w:val="ListParagraph"/>
+              <w:spacing w:line="360" w:lineRule="auto"/>
+              <w:jc w:val="both"/>
+              <w:rPr>
+                <w:rFonts w:ascii="Courier New" w:hAnsi="Courier New" w:cs="Courier New"/>
+              </w:rPr>
+            </w:pPr>
+            <w:r>
+              <w:rPr>
+                <w:rFonts w:ascii="Courier New" w:hAnsi="Courier New" w:cs="Courier New"/>
+              </w:rPr>
+              <w:t xml:space="preserve">    }</w:t>
+            </w:r>
+          </w:p>
+          <w:p>
+            <w:pPr>
+              <w:pStyle w:val="ListParagraph"/>
+              <w:spacing w:line="360" w:lineRule="auto"/>
+              <w:jc w:val="both"/>
+              <w:rPr>
+                <w:rFonts w:ascii="Courier New" w:hAnsi="Courier New" w:cs="Courier New"/>
+              </w:rPr>
+            </w:pPr>
+            <w:r>
+              <w:rPr>
+                <w:rFonts w:ascii="Courier New" w:hAnsi="Courier New" w:cs="Courier New"/>
+              </w:rPr>
+              <w:t xml:space="preserve">    if (temp.size() != siz) {</w:t>
+            </w:r>
+          </w:p>
+          <w:p>
+            <w:pPr>
+              <w:pStyle w:val="ListParagraph"/>
+              <w:spacing w:line="360" w:lineRule="auto"/>
+              <w:jc w:val="both"/>
+              <w:rPr>
+                <w:rFonts w:ascii="Courier New" w:hAnsi="Courier New" w:cs="Courier New"/>
+              </w:rPr>
+            </w:pPr>
+            <w:r>
+              <w:rPr>
+                <w:rFonts w:ascii="Courier New" w:hAnsi="Courier New" w:cs="Courier New"/>
+              </w:rPr>
+              <w:t xml:space="preserve">            </w:t>
+            </w:r>
+            <w:r>
+              <w:rPr>
+                <w:rFonts w:ascii="Courier New" w:hAnsi="Courier New" w:cs="Courier New"/>
+                <w:lang w:val="sv-SE"/>
+              </w:rPr>
+              <w:t xml:space="preserve">cout &lt;&lt; "Isi file tidak valid (jumlah warma tidak sama dengan ukuran papan), Silakan masukkan file </w:t>
+            </w:r>
+            <w:r>
+              <w:rPr>
+                <w:rFonts w:ascii="Courier New" w:hAnsi="Courier New" w:cs="Courier New"/>
+                <w:lang w:val="sv-SE"/>
+              </w:rPr>
+              <w:lastRenderedPageBreak/>
+              <w:t xml:space="preserve">lain!" </w:t>
+            </w:r>
+            <w:r>
+              <w:rPr>
+                <w:rFonts w:ascii="Courier New" w:hAnsi="Courier New" w:cs="Courier New"/>
+              </w:rPr>
+              <w:t>&lt;&lt; endl;</w:t>
+            </w:r>
+          </w:p>
+          <w:p>
+            <w:pPr>
+              <w:pStyle w:val="ListParagraph"/>
+              <w:spacing w:line="360" w:lineRule="auto"/>
+              <w:jc w:val="both"/>
+              <w:rPr>
+                <w:rFonts w:ascii="Courier New" w:hAnsi="Courier New" w:cs="Courier New"/>
+              </w:rPr>
+            </w:pPr>
+            <w:r>
+              <w:rPr>
+                <w:rFonts w:ascii="Courier New" w:hAnsi="Courier New" w:cs="Courier New"/>
+              </w:rPr>
+              <w:t xml:space="preserve">        return 0;</w:t>
+            </w:r>
+          </w:p>
+          <w:p>
+            <w:pPr>
+              <w:pStyle w:val="ListParagraph"/>
+              <w:spacing w:line="360" w:lineRule="auto"/>
+              <w:jc w:val="both"/>
+              <w:rPr>
+                <w:rFonts w:ascii="Courier New" w:hAnsi="Courier New" w:cs="Courier New"/>
+              </w:rPr>
+            </w:pPr>
+            <w:r>
+              <w:rPr>
+                <w:rFonts w:ascii="Courier New" w:hAnsi="Courier New" w:cs="Courier New"/>
+              </w:rPr>
+              <w:t xml:space="preserve">    }</w:t>
+            </w:r>
+          </w:p>
+          <w:p>
+            <w:pPr>
+              <w:pStyle w:val="ListParagraph"/>
+              <w:spacing w:line="360" w:lineRule="auto"/>
+              <w:jc w:val="both"/>
+              <w:rPr>
+                <w:rFonts w:ascii="Courier New" w:hAnsi="Courier New" w:cs="Courier New"/>
+              </w:rPr>
+            </w:pPr>
+          </w:p>
+          <w:p>
+            <w:pPr>
+              <w:pStyle w:val="ListParagraph"/>
+              <w:spacing w:line="360" w:lineRule="auto"/>
+              <w:jc w:val="both"/>
+              <w:rPr>
+                <w:rFonts w:ascii="Courier New" w:hAnsi="Courier New" w:cs="Courier New"/>
+              </w:rPr>
+            </w:pPr>
+            <w:r>
+              <w:rPr>
+                <w:rFonts w:ascii="Courier New" w:hAnsi="Courier New" w:cs="Courier New"/>
+              </w:rPr>
+              <w:t xml:space="preserve">    return 1;</w:t>
+            </w:r>
+          </w:p>
+          <w:p>
+            <w:pPr>
+              <w:pStyle w:val="ListParagraph"/>
+              <w:spacing w:line="360" w:lineRule="auto"/>
+              <w:jc w:val="both"/>
+              <w:rPr>
+                <w:rFonts w:ascii="Courier New" w:hAnsi="Courier New" w:cs="Courier New"/>
+              </w:rPr>
+            </w:pPr>
+            <w:r>
+              <w:rPr>
+                <w:rFonts w:ascii="Courier New" w:hAnsi="Courier New" w:cs="Courier New"/>
+              </w:rPr>
+              <w:t>}</w:t>
+            </w:r>
+          </w:p>
+          <w:p>
+            <w:pPr>
+              <w:pStyle w:val="ListParagraph"/>
+              <w:spacing w:line="360" w:lineRule="auto"/>
+              <w:jc w:val="both"/>
+              <w:rPr>
+                <w:rFonts w:ascii="Courier New" w:hAnsi="Courier New" w:cs="Courier New"/>
+              </w:rPr>
+            </w:pPr>
+          </w:p>
+          <w:p>
+            <w:pPr>
+              <w:pStyle w:val="ListParagraph"/>
+              <w:spacing w:line="360" w:lineRule="auto"/>
+              <w:jc w:val="both"/>
+              <w:rPr>
+                <w:rFonts w:ascii="Courier New" w:hAnsi="Courier New" w:cs="Courier New"/>
+              </w:rPr>
+            </w:pPr>
+            <w:r>
+              <w:rPr>
+                <w:rFonts w:ascii="Courier New" w:hAnsi="Courier New" w:cs="Courier New"/>
+              </w:rPr>
+              <w:t>bool cek2Queen (int q1, int q2) {</w:t>
+            </w:r>
+          </w:p>
+          <w:p>
+            <w:pPr>
+              <w:pStyle w:val="ListParagraph"/>
+              <w:spacing w:line="360" w:lineRule="auto"/>
+              <w:jc w:val="both"/>
+              <w:rPr>
+                <w:rFonts w:ascii="Courier New" w:hAnsi="Courier New" w:cs="Courier New"/>
+              </w:rPr>
+            </w:pPr>
+            <w:r>
+              <w:rPr>
+                <w:rFonts w:ascii="Courier New" w:hAnsi="Courier New" w:cs="Courier New"/>
+              </w:rPr>
+              <w:t xml:space="preserve">    int barisQ1 = q1 / colCnt;</w:t>
+            </w:r>
+          </w:p>
+          <w:p>
+            <w:pPr>
+              <w:pStyle w:val="ListParagraph"/>
+              <w:spacing w:line="360" w:lineRule="auto"/>
+              <w:jc w:val="both"/>
+              <w:rPr>
+                <w:rFonts w:ascii="Courier New" w:hAnsi="Courier New" w:cs="Courier New"/>
+                <w:lang w:val="sv-SE"/>
+              </w:rPr>
+            </w:pPr>
+            <w:r>
+              <w:rPr>
+                <w:rFonts w:ascii="Courier New" w:hAnsi="Courier New" w:cs="Courier New"/>
+              </w:rPr>
+              <w:t xml:space="preserve">    </w:t>
+            </w:r>
+            <w:r>
+              <w:rPr>
+                <w:rFonts w:ascii="Courier New" w:hAnsi="Courier New" w:cs="Courier New"/>
+                <w:lang w:val="sv-SE"/>
+              </w:rPr>
+              <w:t>int kolomQ1 = q1 % colCnt;</w:t>
+            </w:r>
+          </w:p>
+          <w:p>
+            <w:pPr>
+              <w:pStyle w:val="ListParagraph"/>
+              <w:spacing w:line="360" w:lineRule="auto"/>
+              <w:jc w:val="both"/>
+              <w:rPr>
+                <w:rFonts w:ascii="Courier New" w:hAnsi="Courier New" w:cs="Courier New"/>
+                <w:lang w:val="sv-SE"/>
+              </w:rPr>
+            </w:pPr>
+            <w:r>
+              <w:rPr>
+                <w:rFonts w:ascii="Courier New" w:hAnsi="Courier New" w:cs="Courier New"/>
+                <w:lang w:val="sv-SE"/>
+              </w:rPr>
+              <w:t xml:space="preserve">    int barisQ2 = q2 / colCnt;</w:t>
+            </w:r>
+          </w:p>
+          <w:p>
+            <w:pPr>
+              <w:pStyle w:val="ListParagraph"/>
+              <w:spacing w:line="360" w:lineRule="auto"/>
+              <w:jc w:val="both"/>
+              <w:rPr>
+                <w:rFonts w:ascii="Courier New" w:hAnsi="Courier New" w:cs="Courier New"/>
+              </w:rPr>
+            </w:pPr>
+            <w:r>
+              <w:rPr>
+                <w:rFonts w:ascii="Courier New" w:hAnsi="Courier New" w:cs="Courier New"/>
+                <w:lang w:val="sv-SE"/>
+              </w:rPr>
+              <w:t xml:space="preserve">    </w:t>
+            </w:r>
+            <w:r>
+              <w:rPr>
+                <w:rFonts w:ascii="Courier New" w:hAnsi="Courier New" w:cs="Courier New"/>
+              </w:rPr>
+              <w:t>int kolomQ2 = q2 % colCnt;</w:t>
+            </w:r>
+          </w:p>
+          <w:p>
+            <w:pPr>
+              <w:pStyle w:val="ListParagraph"/>
+              <w:spacing w:line="360" w:lineRule="auto"/>
+              <w:jc w:val="both"/>
+              <w:rPr>
+                <w:rFonts w:ascii="Courier New" w:hAnsi="Courier New" w:cs="Courier New"/>
+              </w:rPr>
+            </w:pPr>
+          </w:p>
+          <w:p>
+            <w:pPr>
+              <w:pStyle w:val="ListParagraph"/>
+              <w:spacing w:line="360" w:lineRule="auto"/>
+              <w:jc w:val="both"/>
+              <w:rPr>
+                <w:rFonts w:ascii="Courier New" w:hAnsi="Courier New" w:cs="Courier New"/>
+              </w:rPr>
+            </w:pPr>
+            <w:r>
+              <w:rPr>
+                <w:rFonts w:ascii="Courier New" w:hAnsi="Courier New" w:cs="Courier New"/>
+              </w:rPr>
+              <w:t xml:space="preserve">    if (barisQ1 == barisQ2) {</w:t>
+            </w:r>
+          </w:p>
+          <w:p>
+            <w:pPr>
+              <w:pStyle w:val="ListParagraph"/>
+              <w:spacing w:line="360" w:lineRule="auto"/>
+              <w:jc w:val="both"/>
+              <w:rPr>
+                <w:rFonts w:ascii="Courier New" w:hAnsi="Courier New" w:cs="Courier New"/>
+              </w:rPr>
+            </w:pPr>
+            <w:r>
+              <w:rPr>
+                <w:rFonts w:ascii="Courier New" w:hAnsi="Courier New" w:cs="Courier New"/>
+              </w:rPr>
+              <w:t xml:space="preserve">        return 0;</w:t>
+            </w:r>
+          </w:p>
+          <w:p>
+            <w:pPr>
+              <w:pStyle w:val="ListParagraph"/>
+              <w:spacing w:line="360" w:lineRule="auto"/>
+              <w:jc w:val="both"/>
+              <w:rPr>
+                <w:rFonts w:ascii="Courier New" w:hAnsi="Courier New" w:cs="Courier New"/>
+              </w:rPr>
+            </w:pPr>
+            <w:r>
+              <w:rPr>
+                <w:rFonts w:ascii="Courier New" w:hAnsi="Courier New" w:cs="Courier New"/>
+              </w:rPr>
+              <w:t xml:space="preserve">    }</w:t>
+            </w:r>
+          </w:p>
+          <w:p>
+            <w:pPr>
+              <w:pStyle w:val="ListParagraph"/>
+              <w:spacing w:line="360" w:lineRule="auto"/>
+              <w:jc w:val="both"/>
+              <w:rPr>
+                <w:rFonts w:ascii="Courier New" w:hAnsi="Courier New" w:cs="Courier New"/>
+              </w:rPr>
+            </w:pPr>
+          </w:p>
+          <w:p>
+            <w:pPr>
+              <w:pStyle w:val="ListParagraph"/>
+              <w:spacing w:line="360" w:lineRule="auto"/>
+              <w:jc w:val="both"/>
+              <w:rPr>
+                <w:rFonts w:ascii="Courier New" w:hAnsi="Courier New" w:cs="Courier New"/>
+              </w:rPr>
+            </w:pPr>
+            <w:r>
+              <w:rPr>
+                <w:rFonts w:ascii="Courier New" w:hAnsi="Courier New" w:cs="Courier New"/>
+              </w:rPr>
+              <w:t xml:space="preserve">    if (kolomQ1 == kolomQ2) {</w:t>
+            </w:r>
+          </w:p>
+          <w:p>
+            <w:pPr>
+              <w:pStyle w:val="ListParagraph"/>
+              <w:spacing w:line="360" w:lineRule="auto"/>
+              <w:jc w:val="both"/>
+              <w:rPr>
+                <w:rFonts w:ascii="Courier New" w:hAnsi="Courier New" w:cs="Courier New"/>
+              </w:rPr>
+            </w:pPr>
+            <w:r>
+              <w:rPr>
+                <w:rFonts w:ascii="Courier New" w:hAnsi="Courier New" w:cs="Courier New"/>
+              </w:rPr>
+              <w:t xml:space="preserve">        return 0;</w:t>
+            </w:r>
+          </w:p>
+          <w:p>
+            <w:pPr>
+              <w:pStyle w:val="ListParagraph"/>
+              <w:spacing w:line="360" w:lineRule="auto"/>
+              <w:jc w:val="both"/>
+              <w:rPr>
+                <w:rFonts w:ascii="Courier New" w:hAnsi="Courier New" w:cs="Courier New"/>
+              </w:rPr>
+            </w:pPr>
+            <w:r>
+              <w:rPr>
+                <w:rFonts w:ascii="Courier New" w:hAnsi="Courier New" w:cs="Courier New"/>
+              </w:rPr>
+              <w:t xml:space="preserve">    }</w:t>
+            </w:r>
+          </w:p>
+          <w:p>
+            <w:pPr>
+              <w:pStyle w:val="ListParagraph"/>
+              <w:spacing w:line="360" w:lineRule="auto"/>
+              <w:jc w:val="both"/>
+              <w:rPr>
+                <w:rFonts w:ascii="Courier New" w:hAnsi="Courier New" w:cs="Courier New"/>
+              </w:rPr>
+            </w:pPr>
+          </w:p>
+          <w:p>
+            <w:pPr>
+              <w:pStyle w:val="ListParagraph"/>
+              <w:spacing w:line="360" w:lineRule="auto"/>
+              <w:jc w:val="both"/>
+              <w:rPr>
+                <w:rFonts w:ascii="Courier New" w:hAnsi="Courier New" w:cs="Courier New"/>
+              </w:rPr>
+            </w:pPr>
+            <w:r>
+              <w:rPr>
+                <w:rFonts w:ascii="Courier New" w:hAnsi="Courier New" w:cs="Courier New"/>
+              </w:rPr>
+              <w:t xml:space="preserve">    if (abs(kolomQ1 - kolomQ2) == 1 &amp;&amp; abs(barisQ1 - barisQ2) == 1) {</w:t>
+            </w:r>
+          </w:p>
+          <w:p>
+            <w:pPr>
+              <w:pStyle w:val="ListParagraph"/>
+              <w:spacing w:line="360" w:lineRule="auto"/>
+              <w:jc w:val="both"/>
+              <w:rPr>
+                <w:rFonts w:ascii="Courier New" w:hAnsi="Courier New" w:cs="Courier New"/>
+              </w:rPr>
+            </w:pPr>
+            <w:r>
+              <w:rPr>
+                <w:rFonts w:ascii="Courier New" w:hAnsi="Courier New" w:cs="Courier New"/>
+              </w:rPr>
+              <w:t xml:space="preserve">        return 0;</w:t>
+            </w:r>
+          </w:p>
+          <w:p>
+            <w:pPr>
+              <w:pStyle w:val="ListParagraph"/>
+              <w:spacing w:line="360" w:lineRule="auto"/>
+              <w:jc w:val="both"/>
+              <w:rPr>
+                <w:rFonts w:ascii="Courier New" w:hAnsi="Courier New" w:cs="Courier New"/>
+              </w:rPr>
+            </w:pPr>
+            <w:r>
+              <w:rPr>
+                <w:rFonts w:ascii="Courier New" w:hAnsi="Courier New" w:cs="Courier New"/>
+              </w:rPr>
+              <w:t xml:space="preserve">    }</w:t>
+            </w:r>
+          </w:p>
+          <w:p>
+            <w:pPr>
+              <w:pStyle w:val="ListParagraph"/>
+              <w:spacing w:line="360" w:lineRule="auto"/>
+              <w:jc w:val="both"/>
+              <w:rPr>
+                <w:rFonts w:ascii="Courier New" w:hAnsi="Courier New" w:cs="Courier New"/>
+              </w:rPr>
+            </w:pPr>
+          </w:p>
+          <w:p>
+            <w:pPr>
+              <w:pStyle w:val="ListParagraph"/>
+              <w:spacing w:line="360" w:lineRule="auto"/>
+              <w:jc w:val="both"/>
+              <w:rPr>
+                <w:rFonts w:ascii="Courier New" w:hAnsi="Courier New" w:cs="Courier New"/>
+              </w:rPr>
+            </w:pPr>
+            <w:r>
+              <w:rPr>
+                <w:rFonts w:ascii="Courier New" w:hAnsi="Courier New" w:cs="Courier New"/>
+              </w:rPr>
+              <w:t xml:space="preserve">    return 1;</w:t>
+            </w:r>
+          </w:p>
+          <w:p>
+            <w:pPr>
+              <w:pStyle w:val="ListParagraph"/>
+              <w:spacing w:line="360" w:lineRule="auto"/>
+              <w:jc w:val="both"/>
+              <w:rPr>
+                <w:rFonts w:ascii="Courier New" w:hAnsi="Courier New" w:cs="Courier New"/>
+              </w:rPr>
+            </w:pPr>
+            <w:r>
+              <w:rPr>
+                <w:rFonts w:ascii="Courier New" w:hAnsi="Courier New" w:cs="Courier New"/>
+              </w:rPr>
+              <w:t>}</w:t>
+            </w:r>
+          </w:p>
+          <w:p>
+            <w:pPr>
+              <w:pStyle w:val="ListParagraph"/>
+              <w:spacing w:line="360" w:lineRule="auto"/>
+              <w:jc w:val="both"/>
+              <w:rPr>
+                <w:rFonts w:ascii="Courier New" w:hAnsi="Courier New" w:cs="Courier New"/>
+              </w:rPr>
+            </w:pPr>
+          </w:p>
+          <w:p>
+            <w:pPr>
+              <w:pStyle w:val="ListParagraph"/>
+              <w:spacing w:line="360" w:lineRule="auto"/>
+              <w:jc w:val="both"/>
+              <w:rPr>
+                <w:rFonts w:ascii="Courier New" w:hAnsi="Courier New" w:cs="Courier New"/>
+              </w:rPr>
+            </w:pPr>
+            <w:r>
+              <w:rPr>
+                <w:rFonts w:ascii="Courier New" w:hAnsi="Courier New" w:cs="Courier New"/>
+              </w:rPr>
+              <w:t>bool cekJawaban (vector&lt;int&gt; res) {</w:t>
+            </w:r>
+          </w:p>
+          <w:p>
+            <w:pPr>
+              <w:pStyle w:val="ListParagraph"/>
+              <w:spacing w:line="360" w:lineRule="auto"/>
+              <w:jc w:val="both"/>
+              <w:rPr>
+                <w:rFonts w:ascii="Courier New" w:hAnsi="Courier New" w:cs="Courier New"/>
+              </w:rPr>
+            </w:pPr>
+            <w:r>
+              <w:rPr>
+                <w:rFonts w:ascii="Courier New" w:hAnsi="Courier New" w:cs="Courier New"/>
+              </w:rPr>
+              <w:t xml:space="preserve">    int siz = res.size();</w:t>
+            </w:r>
+          </w:p>
+          <w:p>
+            <w:pPr>
+              <w:pStyle w:val="ListParagraph"/>
+              <w:spacing w:line="360" w:lineRule="auto"/>
+              <w:jc w:val="both"/>
+              <w:rPr>
+                <w:rFonts w:ascii="Courier New" w:hAnsi="Courier New" w:cs="Courier New"/>
+              </w:rPr>
+            </w:pPr>
+          </w:p>
+          <w:p>
+            <w:pPr>
+              <w:pStyle w:val="ListParagraph"/>
+              <w:spacing w:line="360" w:lineRule="auto"/>
+              <w:jc w:val="both"/>
+              <w:rPr>
+                <w:rFonts w:ascii="Courier New" w:hAnsi="Courier New" w:cs="Courier New"/>
+              </w:rPr>
+            </w:pPr>
+            <w:r>
+              <w:rPr>
+                <w:rFonts w:ascii="Courier New" w:hAnsi="Courier New" w:cs="Courier New"/>
+              </w:rPr>
+              <w:t xml:space="preserve">    for (int i = 0; i &lt; siz - 1; i++) {</w:t>
+            </w:r>
+          </w:p>
+          <w:p>
+            <w:pPr>
+              <w:pStyle w:val="ListParagraph"/>
+              <w:spacing w:line="360" w:lineRule="auto"/>
+              <w:jc w:val="both"/>
+              <w:rPr>
+                <w:rFonts w:ascii="Courier New" w:hAnsi="Courier New" w:cs="Courier New"/>
+              </w:rPr>
+            </w:pPr>
+            <w:r>
+              <w:rPr>
+                <w:rFonts w:ascii="Courier New" w:hAnsi="Courier New" w:cs="Courier New"/>
+              </w:rPr>
+              <w:t xml:space="preserve">        for (int j = i + 1; j &lt; siz; j++) {</w:t>
+            </w:r>
+          </w:p>
+          <w:p>
+            <w:pPr>
+              <w:pStyle w:val="ListParagraph"/>
+              <w:spacing w:line="360" w:lineRule="auto"/>
+              <w:jc w:val="both"/>
+              <w:rPr>
+                <w:rFonts w:ascii="Courier New" w:hAnsi="Courier New" w:cs="Courier New"/>
+              </w:rPr>
+            </w:pPr>
+            <w:r>
+              <w:rPr>
+                <w:rFonts w:ascii="Courier New" w:hAnsi="Courier New" w:cs="Courier New"/>
+              </w:rPr>
+              <w:t xml:space="preserve">            if (!cek2Queen(res[i], res[j])) {</w:t>
+            </w:r>
+          </w:p>
+          <w:p>
+            <w:pPr>
+              <w:pStyle w:val="ListParagraph"/>
+              <w:spacing w:line="360" w:lineRule="auto"/>
+              <w:jc w:val="both"/>
+              <w:rPr>
+                <w:rFonts w:ascii="Courier New" w:hAnsi="Courier New" w:cs="Courier New"/>
+              </w:rPr>
+            </w:pPr>
+            <w:r>
+              <w:rPr>
+                <w:rFonts w:ascii="Courier New" w:hAnsi="Courier New" w:cs="Courier New"/>
+              </w:rPr>
+              <w:t xml:space="preserve">                return 0;</w:t>
+            </w:r>
+          </w:p>
+          <w:p>
+            <w:pPr>
+              <w:pStyle w:val="ListParagraph"/>
+              <w:spacing w:line="360" w:lineRule="auto"/>
+              <w:jc w:val="both"/>
+              <w:rPr>
+                <w:rFonts w:ascii="Courier New" w:hAnsi="Courier New" w:cs="Courier New"/>
+              </w:rPr>
+            </w:pPr>
+            <w:r>
+              <w:rPr>
+                <w:rFonts w:ascii="Courier New" w:hAnsi="Courier New" w:cs="Courier New"/>
+              </w:rPr>
+              <w:t xml:space="preserve">            }</w:t>
+            </w:r>
+          </w:p>
+          <w:p>
+            <w:pPr>
+              <w:pStyle w:val="ListParagraph"/>
+              <w:spacing w:line="360" w:lineRule="auto"/>
+              <w:jc w:val="both"/>
+              <w:rPr>
+                <w:rFonts w:ascii="Courier New" w:hAnsi="Courier New" w:cs="Courier New"/>
+              </w:rPr>
+            </w:pPr>
+            <w:r>
+              <w:rPr>
+                <w:rFonts w:ascii="Courier New" w:hAnsi="Courier New" w:cs="Courier New"/>
+              </w:rPr>
+              <w:lastRenderedPageBreak/>
+              <w:t xml:space="preserve">        }</w:t>
+            </w:r>
+          </w:p>
+          <w:p>
+            <w:pPr>
+              <w:pStyle w:val="ListParagraph"/>
+              <w:spacing w:line="360" w:lineRule="auto"/>
+              <w:jc w:val="both"/>
+              <w:rPr>
+                <w:rFonts w:ascii="Courier New" w:hAnsi="Courier New" w:cs="Courier New"/>
+              </w:rPr>
+            </w:pPr>
+            <w:r>
+              <w:rPr>
+                <w:rFonts w:ascii="Courier New" w:hAnsi="Courier New" w:cs="Courier New"/>
+              </w:rPr>
+              <w:t xml:space="preserve">    }</w:t>
+            </w:r>
+          </w:p>
+          <w:p>
+            <w:pPr>
+              <w:pStyle w:val="ListParagraph"/>
+              <w:spacing w:line="360" w:lineRule="auto"/>
+              <w:jc w:val="both"/>
+              <w:rPr>
+                <w:rFonts w:ascii="Courier New" w:hAnsi="Courier New" w:cs="Courier New"/>
+              </w:rPr>
+            </w:pPr>
+          </w:p>
+          <w:p>
+            <w:pPr>
+              <w:pStyle w:val="ListParagraph"/>
+              <w:spacing w:line="360" w:lineRule="auto"/>
+              <w:jc w:val="both"/>
+              <w:rPr>
+                <w:rFonts w:ascii="Courier New" w:hAnsi="Courier New" w:cs="Courier New"/>
+              </w:rPr>
+            </w:pPr>
+            <w:r>
+              <w:rPr>
+                <w:rFonts w:ascii="Courier New" w:hAnsi="Courier New" w:cs="Courier New"/>
+              </w:rPr>
+              <w:t xml:space="preserve">    return 1;</w:t>
+            </w:r>
+          </w:p>
+          <w:p>
+            <w:pPr>
+              <w:pStyle w:val="ListParagraph"/>
+              <w:spacing w:line="360" w:lineRule="auto"/>
+              <w:jc w:val="both"/>
+              <w:rPr>
+                <w:rFonts w:ascii="Courier New" w:hAnsi="Courier New" w:cs="Courier New"/>
+              </w:rPr>
+            </w:pPr>
+            <w:r>
+              <w:rPr>
+                <w:rFonts w:ascii="Courier New" w:hAnsi="Courier New" w:cs="Courier New"/>
+              </w:rPr>
+              <w:t>}</w:t>
+            </w:r>
+          </w:p>
+          <w:p>
+            <w:pPr>
+              <w:pStyle w:val="ListParagraph"/>
+              <w:spacing w:line="360" w:lineRule="auto"/>
+              <w:jc w:val="both"/>
+              <w:rPr>
+                <w:rFonts w:ascii="Courier New" w:hAnsi="Courier New" w:cs="Courier New"/>
+              </w:rPr>
+            </w:pPr>
+          </w:p>
+          <w:p>
+            <w:pPr>
+              <w:pStyle w:val="ListParagraph"/>
+              <w:spacing w:line="360" w:lineRule="auto"/>
+              <w:jc w:val="both"/>
+              <w:rPr>
+                <w:rFonts w:ascii="Courier New" w:hAnsi="Courier New" w:cs="Courier New"/>
+              </w:rPr>
+            </w:pPr>
+            <w:r>
+              <w:rPr>
+                <w:rFonts w:ascii="Courier New" w:hAnsi="Courier New" w:cs="Courier New"/>
+              </w:rPr>
+              <w:t>void initWarna (vector&lt;string&gt; v, vector&lt;int&gt; warna[]) {</w:t>
+            </w:r>
+          </w:p>
+          <w:p>
+            <w:pPr>
+              <w:pStyle w:val="ListParagraph"/>
+              <w:spacing w:line="360" w:lineRule="auto"/>
+              <w:jc w:val="both"/>
+              <w:rPr>
+                <w:rFonts w:ascii="Courier New" w:hAnsi="Courier New" w:cs="Courier New"/>
+                <w:lang w:val="sv-SE"/>
+              </w:rPr>
+            </w:pPr>
+            <w:r>
+              <w:rPr>
+                <w:rFonts w:ascii="Courier New" w:hAnsi="Courier New" w:cs="Courier New"/>
+              </w:rPr>
+              <w:t xml:space="preserve">    </w:t>
+            </w:r>
+            <w:r>
+              <w:rPr>
+                <w:rFonts w:ascii="Courier New" w:hAnsi="Courier New" w:cs="Courier New"/>
+                <w:lang w:val="sv-SE"/>
+              </w:rPr>
+              <w:t>for (int i = 0; i &lt; rowCnt; i++) {</w:t>
+            </w:r>
+          </w:p>
+          <w:p>
+            <w:pPr>
+              <w:pStyle w:val="ListParagraph"/>
+              <w:spacing w:line="360" w:lineRule="auto"/>
+              <w:jc w:val="both"/>
+              <w:rPr>
+                <w:rFonts w:ascii="Courier New" w:hAnsi="Courier New" w:cs="Courier New"/>
+              </w:rPr>
+            </w:pPr>
+            <w:r>
+              <w:rPr>
+                <w:rFonts w:ascii="Courier New" w:hAnsi="Courier New" w:cs="Courier New"/>
+                <w:lang w:val="sv-SE"/>
+              </w:rPr>
+              <w:t xml:space="preserve">        </w:t>
+            </w:r>
+            <w:r>
+              <w:rPr>
+                <w:rFonts w:ascii="Courier New" w:hAnsi="Courier New" w:cs="Courier New"/>
+              </w:rPr>
+              <w:t>for (int j = 0; j &lt; colCnt; j++) {</w:t>
+            </w:r>
+          </w:p>
+          <w:p>
+            <w:pPr>
+              <w:pStyle w:val="ListParagraph"/>
+              <w:spacing w:line="360" w:lineRule="auto"/>
+              <w:jc w:val="both"/>
+              <w:rPr>
+                <w:rFonts w:ascii="Courier New" w:hAnsi="Courier New" w:cs="Courier New"/>
+              </w:rPr>
+            </w:pPr>
+            <w:r>
+              <w:rPr>
+                <w:rFonts w:ascii="Courier New" w:hAnsi="Courier New" w:cs="Courier New"/>
+              </w:rPr>
+              <w:t xml:space="preserve">            warna[v[i][j] - 'A'].push_back(rowCnt*i + j);</w:t>
+            </w:r>
+          </w:p>
+          <w:p>
+            <w:pPr>
+              <w:pStyle w:val="ListParagraph"/>
+              <w:spacing w:line="360" w:lineRule="auto"/>
+              <w:jc w:val="both"/>
+              <w:rPr>
+                <w:rFonts w:ascii="Courier New" w:hAnsi="Courier New" w:cs="Courier New"/>
+              </w:rPr>
+            </w:pPr>
+            <w:r>
+              <w:rPr>
+                <w:rFonts w:ascii="Courier New" w:hAnsi="Courier New" w:cs="Courier New"/>
+              </w:rPr>
+              <w:t xml:space="preserve">        }</w:t>
+            </w:r>
+          </w:p>
+          <w:p>
+            <w:pPr>
+              <w:pStyle w:val="ListParagraph"/>
+              <w:spacing w:line="360" w:lineRule="auto"/>
+              <w:jc w:val="both"/>
+              <w:rPr>
+                <w:rFonts w:ascii="Courier New" w:hAnsi="Courier New" w:cs="Courier New"/>
+              </w:rPr>
+            </w:pPr>
+            <w:r>
+              <w:rPr>
+                <w:rFonts w:ascii="Courier New" w:hAnsi="Courier New" w:cs="Courier New"/>
+              </w:rPr>
+              <w:t xml:space="preserve">    }</w:t>
+            </w:r>
+          </w:p>
+          <w:p>
+            <w:pPr>
+              <w:pStyle w:val="ListParagraph"/>
+              <w:spacing w:line="360" w:lineRule="auto"/>
+              <w:jc w:val="both"/>
+              <w:rPr>
+                <w:rFonts w:ascii="Courier New" w:hAnsi="Courier New" w:cs="Courier New"/>
+              </w:rPr>
+            </w:pPr>
+            <w:r>
+              <w:rPr>
+                <w:rFonts w:ascii="Courier New" w:hAnsi="Courier New" w:cs="Courier New"/>
+              </w:rPr>
+              <w:t>}</w:t>
+            </w:r>
+          </w:p>
+          <w:p>
+            <w:pPr>
+              <w:pStyle w:val="ListParagraph"/>
+              <w:spacing w:line="360" w:lineRule="auto"/>
+              <w:jc w:val="both"/>
+              <w:rPr>
+                <w:rFonts w:ascii="Courier New" w:hAnsi="Courier New" w:cs="Courier New"/>
+              </w:rPr>
+            </w:pPr>
+          </w:p>
+          <w:p>
+            <w:pPr>
+              <w:pStyle w:val="ListParagraph"/>
+              <w:spacing w:line="360" w:lineRule="auto"/>
+              <w:jc w:val="both"/>
+              <w:rPr>
+                <w:rFonts w:ascii="Courier New" w:hAnsi="Courier New" w:cs="Courier New"/>
+              </w:rPr>
+            </w:pPr>
+            <w:r>
+              <w:rPr>
+                <w:rFonts w:ascii="Courier New" w:hAnsi="Courier New" w:cs="Courier New"/>
+              </w:rPr>
+              <w:t>void taroQueen (vector&lt;string&gt; &amp;papan, vector&lt;int&gt; res) {</w:t>
+            </w:r>
+          </w:p>
+          <w:p>
+            <w:pPr>
+              <w:pStyle w:val="ListParagraph"/>
+              <w:spacing w:line="360" w:lineRule="auto"/>
+              <w:jc w:val="both"/>
+              <w:rPr>
+                <w:rFonts w:ascii="Courier New" w:hAnsi="Courier New" w:cs="Courier New"/>
+              </w:rPr>
+            </w:pPr>
+            <w:r>
+              <w:rPr>
+                <w:rFonts w:ascii="Courier New" w:hAnsi="Courier New" w:cs="Courier New"/>
+              </w:rPr>
+              <w:t xml:space="preserve">    for (int i : res) {</w:t>
+            </w:r>
+          </w:p>
+          <w:p>
+            <w:pPr>
+              <w:pStyle w:val="ListParagraph"/>
+              <w:spacing w:line="360" w:lineRule="auto"/>
+              <w:jc w:val="both"/>
+              <w:rPr>
+                <w:rFonts w:ascii="Courier New" w:hAnsi="Courier New" w:cs="Courier New"/>
+              </w:rPr>
+            </w:pPr>
+            <w:r>
+              <w:rPr>
+                <w:rFonts w:ascii="Courier New" w:hAnsi="Courier New" w:cs="Courier New"/>
+              </w:rPr>
+              <w:t xml:space="preserve">        papan[i/colCnt][i%colCnt] = '#';</w:t>
+            </w:r>
+          </w:p>
+          <w:p>
+            <w:pPr>
+              <w:pStyle w:val="ListParagraph"/>
+              <w:spacing w:line="360" w:lineRule="auto"/>
+              <w:jc w:val="both"/>
+              <w:rPr>
+                <w:rFonts w:ascii="Courier New" w:hAnsi="Courier New" w:cs="Courier New"/>
+              </w:rPr>
+            </w:pPr>
+            <w:r>
+              <w:rPr>
+                <w:rFonts w:ascii="Courier New" w:hAnsi="Courier New" w:cs="Courier New"/>
+              </w:rPr>
+              <w:t xml:space="preserve">    }</w:t>
+            </w:r>
+          </w:p>
+          <w:p>
+            <w:pPr>
+              <w:pStyle w:val="ListParagraph"/>
+              <w:spacing w:line="360" w:lineRule="auto"/>
+              <w:jc w:val="both"/>
+              <w:rPr>
+                <w:rFonts w:ascii="Courier New" w:hAnsi="Courier New" w:cs="Courier New"/>
+              </w:rPr>
+            </w:pPr>
+            <w:r>
+              <w:rPr>
+                <w:rFonts w:ascii="Courier New" w:hAnsi="Courier New" w:cs="Courier New"/>
+              </w:rPr>
+              <w:t>}</w:t>
+            </w:r>
+          </w:p>
+          <w:p>
+            <w:pPr>
+              <w:pStyle w:val="ListParagraph"/>
+              <w:spacing w:line="360" w:lineRule="auto"/>
+              <w:jc w:val="both"/>
+              <w:rPr>
+                <w:rFonts w:ascii="Courier New" w:hAnsi="Courier New" w:cs="Courier New"/>
+              </w:rPr>
+            </w:pPr>
+          </w:p>
+          <w:p>
+            <w:pPr>
+              <w:pStyle w:val="ListParagraph"/>
+              <w:spacing w:line="360" w:lineRule="auto"/>
+              <w:jc w:val="both"/>
+              <w:rPr>
+                <w:rFonts w:ascii="Courier New" w:hAnsi="Courier New" w:cs="Courier New"/>
+              </w:rPr>
+            </w:pPr>
+            <w:r>
+              <w:rPr>
+                <w:rFonts w:ascii="Courier New" w:hAnsi="Courier New" w:cs="Courier New"/>
+              </w:rPr>
+              <w:t>void printPapan (vector&lt;string&gt; papan) {</w:t>
+            </w:r>
+          </w:p>
+          <w:p>
+            <w:pPr>
+              <w:pStyle w:val="ListParagraph"/>
+              <w:spacing w:line="360" w:lineRule="auto"/>
+              <w:jc w:val="both"/>
+              <w:rPr>
+                <w:rFonts w:ascii="Courier New" w:hAnsi="Courier New" w:cs="Courier New"/>
+              </w:rPr>
+            </w:pPr>
+          </w:p>
+          <w:p>
+            <w:pPr>
+              <w:pStyle w:val="ListParagraph"/>
+              <w:spacing w:line="360" w:lineRule="auto"/>
+              <w:jc w:val="both"/>
+              <w:rPr>
+                <w:rFonts w:ascii="Courier New" w:hAnsi="Courier New" w:cs="Courier New"/>
+              </w:rPr>
+            </w:pPr>
+            <w:r>
+              <w:rPr>
+                <w:rFonts w:ascii="Courier New" w:hAnsi="Courier New" w:cs="Courier New"/>
+              </w:rPr>
+              <w:t xml:space="preserve">    for (string s : papan) {</w:t>
+            </w:r>
+          </w:p>
+          <w:p>
+            <w:pPr>
+              <w:pStyle w:val="ListParagraph"/>
+              <w:spacing w:line="360" w:lineRule="auto"/>
+              <w:jc w:val="both"/>
+              <w:rPr>
+                <w:rFonts w:ascii="Courier New" w:hAnsi="Courier New" w:cs="Courier New"/>
+              </w:rPr>
+            </w:pPr>
+            <w:r>
+              <w:rPr>
+                <w:rFonts w:ascii="Courier New" w:hAnsi="Courier New" w:cs="Courier New"/>
+              </w:rPr>
+              <w:t xml:space="preserve">        cout &lt;&lt; s &lt;&lt; endl;</w:t>
+            </w:r>
+          </w:p>
+          <w:p>
+            <w:pPr>
+              <w:pStyle w:val="ListParagraph"/>
+              <w:spacing w:line="360" w:lineRule="auto"/>
+              <w:jc w:val="both"/>
+              <w:rPr>
+                <w:rFonts w:ascii="Courier New" w:hAnsi="Courier New" w:cs="Courier New"/>
+              </w:rPr>
+            </w:pPr>
+            <w:r>
+              <w:rPr>
+                <w:rFonts w:ascii="Courier New" w:hAnsi="Courier New" w:cs="Courier New"/>
+              </w:rPr>
+              <w:t xml:space="preserve">    }</w:t>
+            </w:r>
+          </w:p>
+          <w:p>
+            <w:pPr>
+              <w:pStyle w:val="ListParagraph"/>
+              <w:spacing w:line="360" w:lineRule="auto"/>
+              <w:jc w:val="both"/>
+              <w:rPr>
+                <w:rFonts w:ascii="Courier New" w:hAnsi="Courier New" w:cs="Courier New"/>
+              </w:rPr>
+            </w:pPr>
+            <w:r>
+              <w:rPr>
+                <w:rFonts w:ascii="Courier New" w:hAnsi="Courier New" w:cs="Courier New"/>
+              </w:rPr>
+              <w:t>}</w:t>
+            </w:r>
+          </w:p>
+          <w:p>
+            <w:pPr>
+              <w:pStyle w:val="ListParagraph"/>
+              <w:spacing w:line="360" w:lineRule="auto"/>
+              <w:jc w:val="both"/>
+              <w:rPr>
+                <w:rFonts w:ascii="Courier New" w:hAnsi="Courier New" w:cs="Courier New"/>
+              </w:rPr>
+            </w:pPr>
+          </w:p>
+          <w:p>
+            <w:pPr>
+              <w:pStyle w:val="ListParagraph"/>
+              <w:spacing w:line="360" w:lineRule="auto"/>
+              <w:jc w:val="both"/>
+              <w:rPr>
+                <w:rFonts w:ascii="Courier New" w:hAnsi="Courier New" w:cs="Courier New"/>
+              </w:rPr>
+            </w:pPr>
+            <w:r>
+              <w:rPr>
+                <w:rFonts w:ascii="Courier New" w:hAnsi="Courier New" w:cs="Courier New"/>
+              </w:rPr>
+              <w:t>void solve (vector&lt;int&gt; &amp;curJawaban, int curIdx) {</w:t>
+            </w:r>
+          </w:p>
+          <w:p>
+            <w:pPr>
+              <w:pStyle w:val="ListParagraph"/>
+              <w:spacing w:line="360" w:lineRule="auto"/>
+              <w:jc w:val="both"/>
+              <w:rPr>
+                <w:rFonts w:ascii="Courier New" w:hAnsi="Courier New" w:cs="Courier New"/>
+              </w:rPr>
+            </w:pPr>
+            <w:r>
+              <w:rPr>
+                <w:rFonts w:ascii="Courier New" w:hAnsi="Courier New" w:cs="Courier New"/>
+              </w:rPr>
+              <w:t xml:space="preserve">    if (ketemu) {</w:t>
+            </w:r>
+          </w:p>
+          <w:p>
+            <w:pPr>
+              <w:pStyle w:val="ListParagraph"/>
+              <w:spacing w:line="360" w:lineRule="auto"/>
+              <w:jc w:val="both"/>
+              <w:rPr>
+                <w:rFonts w:ascii="Courier New" w:hAnsi="Courier New" w:cs="Courier New"/>
+              </w:rPr>
+            </w:pPr>
+            <w:r>
+              <w:rPr>
+                <w:rFonts w:ascii="Courier New" w:hAnsi="Courier New" w:cs="Courier New"/>
+              </w:rPr>
+              <w:t xml:space="preserve">        return;</w:t>
+            </w:r>
+          </w:p>
+          <w:p>
+            <w:pPr>
+              <w:pStyle w:val="ListParagraph"/>
+              <w:spacing w:line="360" w:lineRule="auto"/>
+              <w:jc w:val="both"/>
+              <w:rPr>
+                <w:rFonts w:ascii="Courier New" w:hAnsi="Courier New" w:cs="Courier New"/>
+              </w:rPr>
+            </w:pPr>
+            <w:r>
+              <w:rPr>
+                <w:rFonts w:ascii="Courier New" w:hAnsi="Courier New" w:cs="Courier New"/>
+              </w:rPr>
+              <w:t xml:space="preserve">    }</w:t>
+            </w:r>
+          </w:p>
+          <w:p>
+            <w:pPr>
+              <w:pStyle w:val="ListParagraph"/>
+              <w:spacing w:line="360" w:lineRule="auto"/>
+              <w:jc w:val="both"/>
+              <w:rPr>
+                <w:rFonts w:ascii="Courier New" w:hAnsi="Courier New" w:cs="Courier New"/>
+              </w:rPr>
+            </w:pPr>
+          </w:p>
+          <w:p>
+            <w:pPr>
+              <w:pStyle w:val="ListParagraph"/>
+              <w:spacing w:line="360" w:lineRule="auto"/>
+              <w:jc w:val="both"/>
+              <w:rPr>
+                <w:rFonts w:ascii="Courier New" w:hAnsi="Courier New" w:cs="Courier New"/>
+              </w:rPr>
+            </w:pPr>
+            <w:r>
+              <w:rPr>
+                <w:rFonts w:ascii="Courier New" w:hAnsi="Courier New" w:cs="Courier New"/>
+              </w:rPr>
+              <w:t xml:space="preserve">    if (curIdx &gt;= 26) {</w:t>
+            </w:r>
+          </w:p>
+          <w:p>
+            <w:pPr>
+              <w:pStyle w:val="ListParagraph"/>
+              <w:spacing w:line="360" w:lineRule="auto"/>
+              <w:jc w:val="both"/>
+              <w:rPr>
+                <w:rFonts w:ascii="Courier New" w:hAnsi="Courier New" w:cs="Courier New"/>
+              </w:rPr>
+            </w:pPr>
+            <w:r>
+              <w:rPr>
+                <w:rFonts w:ascii="Courier New" w:hAnsi="Courier New" w:cs="Courier New"/>
+              </w:rPr>
+              <w:t xml:space="preserve">        iterCount++;</w:t>
+            </w:r>
+          </w:p>
+          <w:p>
+            <w:pPr>
+              <w:pStyle w:val="ListParagraph"/>
+              <w:spacing w:line="360" w:lineRule="auto"/>
+              <w:jc w:val="both"/>
+              <w:rPr>
+                <w:rFonts w:ascii="Courier New" w:hAnsi="Courier New" w:cs="Courier New"/>
+              </w:rPr>
+            </w:pPr>
+            <w:r>
+              <w:rPr>
+                <w:rFonts w:ascii="Courier New" w:hAnsi="Courier New" w:cs="Courier New"/>
+              </w:rPr>
+              <w:t xml:space="preserve">        if (iterCount % max((int)round(pow(10, rowCnt - 4)), 0) == 0) {</w:t>
+            </w:r>
+          </w:p>
+          <w:p>
+            <w:pPr>
+              <w:pStyle w:val="ListParagraph"/>
+              <w:spacing w:line="360" w:lineRule="auto"/>
+              <w:jc w:val="both"/>
+              <w:rPr>
+                <w:rFonts w:ascii="Courier New" w:hAnsi="Courier New" w:cs="Courier New"/>
+              </w:rPr>
+            </w:pPr>
+            <w:r>
+              <w:rPr>
+                <w:rFonts w:ascii="Courier New" w:hAnsi="Courier New" w:cs="Courier New"/>
+              </w:rPr>
+              <w:t xml:space="preserve">            vector&lt;string&gt; temp;</w:t>
+            </w:r>
+          </w:p>
+          <w:p>
+            <w:pPr>
+              <w:pStyle w:val="ListParagraph"/>
+              <w:spacing w:line="360" w:lineRule="auto"/>
+              <w:jc w:val="both"/>
+              <w:rPr>
+                <w:rFonts w:ascii="Courier New" w:hAnsi="Courier New" w:cs="Courier New"/>
+              </w:rPr>
+            </w:pPr>
+            <w:r>
+              <w:rPr>
+                <w:rFonts w:ascii="Courier New" w:hAnsi="Courier New" w:cs="Courier New"/>
+              </w:rPr>
+              <w:lastRenderedPageBreak/>
+              <w:t xml:space="preserve">            temp = papan;</w:t>
+            </w:r>
+          </w:p>
+          <w:p>
+            <w:pPr>
+              <w:pStyle w:val="ListParagraph"/>
+              <w:spacing w:line="360" w:lineRule="auto"/>
+              <w:jc w:val="both"/>
+              <w:rPr>
+                <w:rFonts w:ascii="Courier New" w:hAnsi="Courier New" w:cs="Courier New"/>
+              </w:rPr>
+            </w:pPr>
+            <w:r>
+              <w:rPr>
+                <w:rFonts w:ascii="Courier New" w:hAnsi="Courier New" w:cs="Courier New"/>
+              </w:rPr>
+              <w:t xml:space="preserve">            taroQueen(temp, curJawaban);</w:t>
+            </w:r>
+          </w:p>
+          <w:p>
+            <w:pPr>
+              <w:pStyle w:val="ListParagraph"/>
+              <w:spacing w:line="360" w:lineRule="auto"/>
+              <w:jc w:val="both"/>
+              <w:rPr>
+                <w:rFonts w:ascii="Courier New" w:hAnsi="Courier New" w:cs="Courier New"/>
+              </w:rPr>
+            </w:pPr>
+            <w:r>
+              <w:rPr>
+                <w:rFonts w:ascii="Courier New" w:hAnsi="Courier New" w:cs="Courier New"/>
+              </w:rPr>
+              <w:t xml:space="preserve">            cout &lt;&lt; "Iterasi ke-" &lt;&lt; iterCount &lt;&lt; endl;</w:t>
+            </w:r>
+          </w:p>
+          <w:p>
+            <w:pPr>
+              <w:pStyle w:val="ListParagraph"/>
+              <w:spacing w:line="360" w:lineRule="auto"/>
+              <w:jc w:val="both"/>
+              <w:rPr>
+                <w:rFonts w:ascii="Courier New" w:hAnsi="Courier New" w:cs="Courier New"/>
+              </w:rPr>
+            </w:pPr>
+            <w:r>
+              <w:rPr>
+                <w:rFonts w:ascii="Courier New" w:hAnsi="Courier New" w:cs="Courier New"/>
+              </w:rPr>
+              <w:t xml:space="preserve">            printPapan(temp);</w:t>
+            </w:r>
+          </w:p>
+          <w:p>
+            <w:pPr>
+              <w:pStyle w:val="ListParagraph"/>
+              <w:spacing w:line="360" w:lineRule="auto"/>
+              <w:jc w:val="both"/>
+              <w:rPr>
+                <w:rFonts w:ascii="Courier New" w:hAnsi="Courier New" w:cs="Courier New"/>
+              </w:rPr>
+            </w:pPr>
+            <w:r>
+              <w:rPr>
+                <w:rFonts w:ascii="Courier New" w:hAnsi="Courier New" w:cs="Courier New"/>
+              </w:rPr>
+              <w:t xml:space="preserve">        }</w:t>
+            </w:r>
+          </w:p>
+          <w:p>
+            <w:pPr>
+              <w:pStyle w:val="ListParagraph"/>
+              <w:spacing w:line="360" w:lineRule="auto"/>
+              <w:jc w:val="both"/>
+              <w:rPr>
+                <w:rFonts w:ascii="Courier New" w:hAnsi="Courier New" w:cs="Courier New"/>
+              </w:rPr>
+            </w:pPr>
+          </w:p>
+          <w:p>
+            <w:pPr>
+              <w:pStyle w:val="ListParagraph"/>
+              <w:spacing w:line="360" w:lineRule="auto"/>
+              <w:jc w:val="both"/>
+              <w:rPr>
+                <w:rFonts w:ascii="Courier New" w:hAnsi="Courier New" w:cs="Courier New"/>
+              </w:rPr>
+            </w:pPr>
+            <w:r>
+              <w:rPr>
+                <w:rFonts w:ascii="Courier New" w:hAnsi="Courier New" w:cs="Courier New"/>
+              </w:rPr>
+              <w:t xml:space="preserve">        if (cekJawaban(curJawaban)) {</w:t>
+            </w:r>
+          </w:p>
+          <w:p>
+            <w:pPr>
+              <w:pStyle w:val="ListParagraph"/>
+              <w:spacing w:line="360" w:lineRule="auto"/>
+              <w:jc w:val="both"/>
+              <w:rPr>
+                <w:rFonts w:ascii="Courier New" w:hAnsi="Courier New" w:cs="Courier New"/>
+              </w:rPr>
+            </w:pPr>
+            <w:r>
+              <w:rPr>
+                <w:rFonts w:ascii="Courier New" w:hAnsi="Courier New" w:cs="Courier New"/>
+              </w:rPr>
+              <w:t xml:space="preserve">            ketemu = true;</w:t>
+            </w:r>
+          </w:p>
+          <w:p>
+            <w:pPr>
+              <w:pStyle w:val="ListParagraph"/>
+              <w:spacing w:line="360" w:lineRule="auto"/>
+              <w:jc w:val="both"/>
+              <w:rPr>
+                <w:rFonts w:ascii="Courier New" w:hAnsi="Courier New" w:cs="Courier New"/>
+              </w:rPr>
+            </w:pPr>
+            <w:r>
+              <w:rPr>
+                <w:rFonts w:ascii="Courier New" w:hAnsi="Courier New" w:cs="Courier New"/>
+              </w:rPr>
+              <w:t xml:space="preserve">            jawaban = curJawaban;</w:t>
+            </w:r>
+          </w:p>
+          <w:p>
+            <w:pPr>
+              <w:pStyle w:val="ListParagraph"/>
+              <w:spacing w:line="360" w:lineRule="auto"/>
+              <w:jc w:val="both"/>
+              <w:rPr>
+                <w:rFonts w:ascii="Courier New" w:hAnsi="Courier New" w:cs="Courier New"/>
+              </w:rPr>
+            </w:pPr>
+            <w:r>
+              <w:rPr>
+                <w:rFonts w:ascii="Courier New" w:hAnsi="Courier New" w:cs="Courier New"/>
+              </w:rPr>
+              <w:t xml:space="preserve">            return;</w:t>
+            </w:r>
+          </w:p>
+          <w:p>
+            <w:pPr>
+              <w:pStyle w:val="ListParagraph"/>
+              <w:spacing w:line="360" w:lineRule="auto"/>
+              <w:jc w:val="both"/>
+              <w:rPr>
+                <w:rFonts w:ascii="Courier New" w:hAnsi="Courier New" w:cs="Courier New"/>
+              </w:rPr>
+            </w:pPr>
+            <w:r>
+              <w:rPr>
+                <w:rFonts w:ascii="Courier New" w:hAnsi="Courier New" w:cs="Courier New"/>
+              </w:rPr>
+              <w:t xml:space="preserve">        }</w:t>
+            </w:r>
+          </w:p>
+          <w:p>
+            <w:pPr>
+              <w:pStyle w:val="ListParagraph"/>
+              <w:spacing w:line="360" w:lineRule="auto"/>
+              <w:jc w:val="both"/>
+              <w:rPr>
+                <w:rFonts w:ascii="Courier New" w:hAnsi="Courier New" w:cs="Courier New"/>
+              </w:rPr>
+            </w:pPr>
+            <w:r>
+              <w:rPr>
+                <w:rFonts w:ascii="Courier New" w:hAnsi="Courier New" w:cs="Courier New"/>
+              </w:rPr>
+              <w:t xml:space="preserve">        else {</w:t>
+            </w:r>
+          </w:p>
+          <w:p>
+            <w:pPr>
+              <w:pStyle w:val="ListParagraph"/>
+              <w:spacing w:line="360" w:lineRule="auto"/>
+              <w:jc w:val="both"/>
+              <w:rPr>
+                <w:rFonts w:ascii="Courier New" w:hAnsi="Courier New" w:cs="Courier New"/>
+              </w:rPr>
+            </w:pPr>
+            <w:r>
+              <w:rPr>
+                <w:rFonts w:ascii="Courier New" w:hAnsi="Courier New" w:cs="Courier New"/>
+              </w:rPr>
+              <w:t xml:space="preserve">            return;</w:t>
+            </w:r>
+          </w:p>
+          <w:p>
+            <w:pPr>
+              <w:pStyle w:val="ListParagraph"/>
+              <w:spacing w:line="360" w:lineRule="auto"/>
+              <w:jc w:val="both"/>
+              <w:rPr>
+                <w:rFonts w:ascii="Courier New" w:hAnsi="Courier New" w:cs="Courier New"/>
+              </w:rPr>
+            </w:pPr>
+            <w:r>
+              <w:rPr>
+                <w:rFonts w:ascii="Courier New" w:hAnsi="Courier New" w:cs="Courier New"/>
+              </w:rPr>
+              <w:t xml:space="preserve">        }</w:t>
+            </w:r>
+          </w:p>
+          <w:p>
+            <w:pPr>
+              <w:pStyle w:val="ListParagraph"/>
+              <w:spacing w:line="360" w:lineRule="auto"/>
+              <w:jc w:val="both"/>
+              <w:rPr>
+                <w:rFonts w:ascii="Courier New" w:hAnsi="Courier New" w:cs="Courier New"/>
+              </w:rPr>
+            </w:pPr>
+            <w:r>
+              <w:rPr>
+                <w:rFonts w:ascii="Courier New" w:hAnsi="Courier New" w:cs="Courier New"/>
+              </w:rPr>
+              <w:t xml:space="preserve">    }</w:t>
+            </w:r>
+          </w:p>
+          <w:p>
+            <w:pPr>
+              <w:pStyle w:val="ListParagraph"/>
+              <w:spacing w:line="360" w:lineRule="auto"/>
+              <w:jc w:val="both"/>
+              <w:rPr>
+                <w:rFonts w:ascii="Courier New" w:hAnsi="Courier New" w:cs="Courier New"/>
+              </w:rPr>
+            </w:pPr>
+          </w:p>
+          <w:p>
+            <w:pPr>
+              <w:pStyle w:val="ListParagraph"/>
+              <w:spacing w:line="360" w:lineRule="auto"/>
+              <w:jc w:val="both"/>
+              <w:rPr>
+                <w:rFonts w:ascii="Courier New" w:hAnsi="Courier New" w:cs="Courier New"/>
+              </w:rPr>
+            </w:pPr>
+            <w:r>
+              <w:rPr>
+                <w:rFonts w:ascii="Courier New" w:hAnsi="Courier New" w:cs="Courier New"/>
+              </w:rPr>
+              <w:t xml:space="preserve">    if (warna[curIdx].empty()) {</w:t>
+            </w:r>
+          </w:p>
+          <w:p>
+            <w:pPr>
+              <w:pStyle w:val="ListParagraph"/>
+              <w:spacing w:line="360" w:lineRule="auto"/>
+              <w:jc w:val="both"/>
+              <w:rPr>
+                <w:rFonts w:ascii="Courier New" w:hAnsi="Courier New" w:cs="Courier New"/>
+              </w:rPr>
+            </w:pPr>
+            <w:r>
+              <w:rPr>
+                <w:rFonts w:ascii="Courier New" w:hAnsi="Courier New" w:cs="Courier New"/>
+              </w:rPr>
+              <w:t xml:space="preserve">        solve(curJawaban, curIdx + 1);</w:t>
+            </w:r>
+          </w:p>
+          <w:p>
+            <w:pPr>
+              <w:pStyle w:val="ListParagraph"/>
+              <w:spacing w:line="360" w:lineRule="auto"/>
+              <w:jc w:val="both"/>
+              <w:rPr>
+                <w:rFonts w:ascii="Courier New" w:hAnsi="Courier New" w:cs="Courier New"/>
+              </w:rPr>
+            </w:pPr>
+            <w:r>
+              <w:rPr>
+                <w:rFonts w:ascii="Courier New" w:hAnsi="Courier New" w:cs="Courier New"/>
+              </w:rPr>
+              <w:t xml:space="preserve">        return;</w:t>
+            </w:r>
+          </w:p>
+          <w:p>
+            <w:pPr>
+              <w:pStyle w:val="ListParagraph"/>
+              <w:spacing w:line="360" w:lineRule="auto"/>
+              <w:jc w:val="both"/>
+              <w:rPr>
+                <w:rFonts w:ascii="Courier New" w:hAnsi="Courier New" w:cs="Courier New"/>
+              </w:rPr>
+            </w:pPr>
+            <w:r>
+              <w:rPr>
+                <w:rFonts w:ascii="Courier New" w:hAnsi="Courier New" w:cs="Courier New"/>
+              </w:rPr>
+              <w:t xml:space="preserve">    }</w:t>
+            </w:r>
+          </w:p>
+          <w:p>
+            <w:pPr>
+              <w:pStyle w:val="ListParagraph"/>
+              <w:spacing w:line="360" w:lineRule="auto"/>
+              <w:jc w:val="both"/>
+              <w:rPr>
+                <w:rFonts w:ascii="Courier New" w:hAnsi="Courier New" w:cs="Courier New"/>
+              </w:rPr>
+            </w:pPr>
+          </w:p>
+          <w:p>
+            <w:pPr>
+              <w:pStyle w:val="ListParagraph"/>
+              <w:spacing w:line="360" w:lineRule="auto"/>
+              <w:jc w:val="both"/>
+              <w:rPr>
+                <w:rFonts w:ascii="Courier New" w:hAnsi="Courier New" w:cs="Courier New"/>
+              </w:rPr>
+            </w:pPr>
+            <w:r>
+              <w:rPr>
+                <w:rFonts w:ascii="Courier New" w:hAnsi="Courier New" w:cs="Courier New"/>
+              </w:rPr>
+              <w:t xml:space="preserve">    for (int i = 0; i &lt; warna[curIdx].size(); i++) {</w:t>
+            </w:r>
+          </w:p>
+          <w:p>
+            <w:pPr>
+              <w:pStyle w:val="ListParagraph"/>
+              <w:spacing w:line="360" w:lineRule="auto"/>
+              <w:jc w:val="both"/>
+              <w:rPr>
+                <w:rFonts w:ascii="Courier New" w:hAnsi="Courier New" w:cs="Courier New"/>
+              </w:rPr>
+            </w:pPr>
+            <w:r>
+              <w:rPr>
+                <w:rFonts w:ascii="Courier New" w:hAnsi="Courier New" w:cs="Courier New"/>
+              </w:rPr>
+              <w:t xml:space="preserve">        if (ketemu) {</w:t>
+            </w:r>
+          </w:p>
+          <w:p>
+            <w:pPr>
+              <w:pStyle w:val="ListParagraph"/>
+              <w:spacing w:line="360" w:lineRule="auto"/>
+              <w:jc w:val="both"/>
+              <w:rPr>
+                <w:rFonts w:ascii="Courier New" w:hAnsi="Courier New" w:cs="Courier New"/>
+              </w:rPr>
+            </w:pPr>
+            <w:r>
+              <w:rPr>
+                <w:rFonts w:ascii="Courier New" w:hAnsi="Courier New" w:cs="Courier New"/>
+              </w:rPr>
+              <w:t xml:space="preserve">            return;</w:t>
+            </w:r>
+          </w:p>
+          <w:p>
+            <w:pPr>
+              <w:pStyle w:val="ListParagraph"/>
+              <w:spacing w:line="360" w:lineRule="auto"/>
+              <w:jc w:val="both"/>
+              <w:rPr>
+                <w:rFonts w:ascii="Courier New" w:hAnsi="Courier New" w:cs="Courier New"/>
+              </w:rPr>
+            </w:pPr>
+            <w:r>
+              <w:rPr>
+                <w:rFonts w:ascii="Courier New" w:hAnsi="Courier New" w:cs="Courier New"/>
+              </w:rPr>
+              <w:t xml:space="preserve">        }</w:t>
+            </w:r>
+          </w:p>
+          <w:p>
+            <w:pPr>
+              <w:pStyle w:val="ListParagraph"/>
+              <w:spacing w:line="360" w:lineRule="auto"/>
+              <w:jc w:val="both"/>
+              <w:rPr>
+                <w:rFonts w:ascii="Courier New" w:hAnsi="Courier New" w:cs="Courier New"/>
+              </w:rPr>
+            </w:pPr>
+            <w:r>
+              <w:rPr>
+                <w:rFonts w:ascii="Courier New" w:hAnsi="Courier New" w:cs="Courier New"/>
+              </w:rPr>
+              <w:t xml:space="preserve">        curJawaban.push_back(warna[curIdx][i]);</w:t>
+            </w:r>
+          </w:p>
+          <w:p>
+            <w:pPr>
+              <w:pStyle w:val="ListParagraph"/>
+              <w:spacing w:line="360" w:lineRule="auto"/>
+              <w:jc w:val="both"/>
+              <w:rPr>
+                <w:rFonts w:ascii="Courier New" w:hAnsi="Courier New" w:cs="Courier New"/>
+              </w:rPr>
+            </w:pPr>
+            <w:r>
+              <w:rPr>
+                <w:rFonts w:ascii="Courier New" w:hAnsi="Courier New" w:cs="Courier New"/>
+              </w:rPr>
+              <w:t xml:space="preserve">        solve(curJawaban, curIdx + 1);</w:t>
+            </w:r>
+          </w:p>
+          <w:p>
+            <w:pPr>
+              <w:pStyle w:val="ListParagraph"/>
+              <w:spacing w:line="360" w:lineRule="auto"/>
+              <w:jc w:val="both"/>
+              <w:rPr>
+                <w:rFonts w:ascii="Courier New" w:hAnsi="Courier New" w:cs="Courier New"/>
+              </w:rPr>
+            </w:pPr>
+            <w:r>
+              <w:rPr>
+                <w:rFonts w:ascii="Courier New" w:hAnsi="Courier New" w:cs="Courier New"/>
+              </w:rPr>
+              <w:t xml:space="preserve">        curJawaban.pop_back();</w:t>
+            </w:r>
+          </w:p>
+          <w:p>
+            <w:pPr>
+              <w:pStyle w:val="ListParagraph"/>
+              <w:spacing w:line="360" w:lineRule="auto"/>
+              <w:jc w:val="both"/>
+              <w:rPr>
+                <w:rFonts w:ascii="Courier New" w:hAnsi="Courier New" w:cs="Courier New"/>
+              </w:rPr>
+            </w:pPr>
+            <w:r>
+              <w:rPr>
+                <w:rFonts w:ascii="Courier New" w:hAnsi="Courier New" w:cs="Courier New"/>
+              </w:rPr>
+              <w:t xml:space="preserve">    }</w:t>
+            </w:r>
+          </w:p>
+          <w:p>
+            <w:pPr>
+              <w:pStyle w:val="ListParagraph"/>
+              <w:spacing w:line="360" w:lineRule="auto"/>
+              <w:jc w:val="both"/>
+              <w:rPr>
+                <w:rFonts w:ascii="Courier New" w:hAnsi="Courier New" w:cs="Courier New"/>
+              </w:rPr>
+            </w:pPr>
+            <w:r>
+              <w:rPr>
+                <w:rFonts w:ascii="Courier New" w:hAnsi="Courier New" w:cs="Courier New"/>
+              </w:rPr>
+              <w:t>}</w:t>
+            </w:r>
+          </w:p>
+          <w:p>
+            <w:pPr>
+              <w:pStyle w:val="ListParagraph"/>
+              <w:spacing w:line="360" w:lineRule="auto"/>
+              <w:jc w:val="both"/>
+              <w:rPr>
+                <w:rFonts w:ascii="Courier New" w:hAnsi="Courier New" w:cs="Courier New"/>
+              </w:rPr>
+            </w:pPr>
+          </w:p>
+          <w:p>
+            <w:pPr>
+              <w:pStyle w:val="ListParagraph"/>
+              <w:spacing w:line="360" w:lineRule="auto"/>
+              <w:jc w:val="both"/>
+              <w:rPr>
+                <w:rFonts w:ascii="Courier New" w:hAnsi="Courier New" w:cs="Courier New"/>
+              </w:rPr>
+            </w:pPr>
+            <w:r>
+              <w:rPr>
+                <w:rFonts w:ascii="Courier New" w:hAnsi="Courier New" w:cs="Courier New"/>
+              </w:rPr>
+              <w:t>void printJawaban (vector&lt;string&gt; papan, string inputFile, int ms) {</w:t>
+            </w:r>
+          </w:p>
+          <w:p>
+            <w:pPr>
+              <w:pStyle w:val="ListParagraph"/>
+              <w:spacing w:line="360" w:lineRule="auto"/>
+              <w:jc w:val="both"/>
+              <w:rPr>
+                <w:rFonts w:ascii="Courier New" w:hAnsi="Courier New" w:cs="Courier New"/>
+              </w:rPr>
+            </w:pPr>
+            <w:r>
+              <w:rPr>
+                <w:rFonts w:ascii="Courier New" w:hAnsi="Courier New" w:cs="Courier New"/>
+              </w:rPr>
+              <w:t xml:space="preserve">    cout &lt;&lt; "=================================================" &lt;&lt; endl;</w:t>
+            </w:r>
+          </w:p>
+          <w:p>
+            <w:pPr>
+              <w:pStyle w:val="ListParagraph"/>
+              <w:spacing w:line="360" w:lineRule="auto"/>
+              <w:jc w:val="both"/>
+              <w:rPr>
+                <w:rFonts w:ascii="Courier New" w:hAnsi="Courier New" w:cs="Courier New"/>
+              </w:rPr>
+            </w:pPr>
+            <w:r>
+              <w:rPr>
+                <w:rFonts w:ascii="Courier New" w:hAnsi="Courier New" w:cs="Courier New"/>
+              </w:rPr>
+              <w:t xml:space="preserve">    printPapan(papan);</w:t>
+            </w:r>
+          </w:p>
+          <w:p>
+            <w:pPr>
+              <w:pStyle w:val="ListParagraph"/>
+              <w:spacing w:line="360" w:lineRule="auto"/>
+              <w:jc w:val="both"/>
+              <w:rPr>
+                <w:rFonts w:ascii="Courier New" w:hAnsi="Courier New" w:cs="Courier New"/>
+              </w:rPr>
+            </w:pPr>
+            <w:r>
+              <w:rPr>
+                <w:rFonts w:ascii="Courier New" w:hAnsi="Courier New" w:cs="Courier New"/>
+              </w:rPr>
+              <w:lastRenderedPageBreak/>
+              <w:t xml:space="preserve">    cout &lt;&lt; "File masukan       : " &lt;&lt; inputFile &lt;&lt; endl;</w:t>
+            </w:r>
+          </w:p>
+          <w:p>
+            <w:pPr>
+              <w:pStyle w:val="ListParagraph"/>
+              <w:spacing w:line="360" w:lineRule="auto"/>
+              <w:jc w:val="both"/>
+              <w:rPr>
+                <w:rFonts w:ascii="Courier New" w:hAnsi="Courier New" w:cs="Courier New"/>
+              </w:rPr>
+            </w:pPr>
+            <w:r>
+              <w:rPr>
+                <w:rFonts w:ascii="Courier New" w:hAnsi="Courier New" w:cs="Courier New"/>
+              </w:rPr>
+              <w:t xml:space="preserve">    cout &lt;&lt; "Waktu komputasi    : " &lt;&lt; ms &lt;&lt; " ms" &lt;&lt; endl;</w:t>
+            </w:r>
+          </w:p>
+          <w:p>
+            <w:pPr>
+              <w:pStyle w:val="ListParagraph"/>
+              <w:spacing w:line="360" w:lineRule="auto"/>
+              <w:jc w:val="both"/>
+              <w:rPr>
+                <w:rFonts w:ascii="Courier New" w:hAnsi="Courier New" w:cs="Courier New"/>
+              </w:rPr>
+            </w:pPr>
+            <w:r>
+              <w:rPr>
+                <w:rFonts w:ascii="Courier New" w:hAnsi="Courier New" w:cs="Courier New"/>
+              </w:rPr>
+              <w:t xml:space="preserve">    cout &lt;&lt; "Jumlah iterasi     : " &lt;&lt; iterCount &lt;&lt; endl;</w:t>
+            </w:r>
+          </w:p>
+          <w:p>
+            <w:pPr>
+              <w:pStyle w:val="ListParagraph"/>
+              <w:spacing w:line="360" w:lineRule="auto"/>
+              <w:jc w:val="both"/>
+              <w:rPr>
+                <w:rFonts w:ascii="Courier New" w:hAnsi="Courier New" w:cs="Courier New"/>
+              </w:rPr>
+            </w:pPr>
+            <w:r>
+              <w:rPr>
+                <w:rFonts w:ascii="Courier New" w:hAnsi="Courier New" w:cs="Courier New"/>
+              </w:rPr>
+              <w:t xml:space="preserve">    cout &lt;&lt; "=================================================" &lt;&lt; endl;</w:t>
+            </w:r>
+          </w:p>
+          <w:p>
+            <w:pPr>
+              <w:pStyle w:val="ListParagraph"/>
+              <w:spacing w:line="360" w:lineRule="auto"/>
+              <w:jc w:val="both"/>
+              <w:rPr>
+                <w:rFonts w:ascii="Courier New" w:hAnsi="Courier New" w:cs="Courier New"/>
+              </w:rPr>
+            </w:pPr>
+            <w:r>
+              <w:rPr>
+                <w:rFonts w:ascii="Courier New" w:hAnsi="Courier New" w:cs="Courier New"/>
+              </w:rPr>
+              <w:t xml:space="preserve">    </w:t>
+            </w:r>
+          </w:p>
+          <w:p>
+            <w:pPr>
+              <w:pStyle w:val="ListParagraph"/>
+              <w:spacing w:line="360" w:lineRule="auto"/>
+              <w:jc w:val="both"/>
+              <w:rPr>
+                <w:rFonts w:ascii="Courier New" w:hAnsi="Courier New" w:cs="Courier New"/>
+              </w:rPr>
+            </w:pPr>
+            <w:r>
+              <w:rPr>
+                <w:rFonts w:ascii="Courier New" w:hAnsi="Courier New" w:cs="Courier New"/>
+              </w:rPr>
+              <w:t>}</w:t>
+            </w:r>
+          </w:p>
+          <w:p>
+            <w:pPr>
+              <w:pStyle w:val="ListParagraph"/>
+              <w:spacing w:line="360" w:lineRule="auto"/>
+              <w:jc w:val="both"/>
+              <w:rPr>
+                <w:rFonts w:ascii="Courier New" w:hAnsi="Courier New" w:cs="Courier New"/>
+              </w:rPr>
+            </w:pPr>
+          </w:p>
+          <w:p>
+            <w:pPr>
+              <w:pStyle w:val="ListParagraph"/>
+              <w:spacing w:line="360" w:lineRule="auto"/>
+              <w:jc w:val="both"/>
+              <w:rPr>
+                <w:rFonts w:ascii="Courier New" w:hAnsi="Courier New" w:cs="Courier New"/>
+              </w:rPr>
+            </w:pPr>
+            <w:r>
+              <w:rPr>
+                <w:rFonts w:ascii="Courier New" w:hAnsi="Courier New" w:cs="Courier New"/>
+              </w:rPr>
+              <w:t>void saveFile (vector&lt;string&gt; papan, string inputFile, int ms) {</w:t>
+            </w:r>
+          </w:p>
+          <w:p>
+            <w:pPr>
+              <w:pStyle w:val="ListParagraph"/>
+              <w:spacing w:line="360" w:lineRule="auto"/>
+              <w:jc w:val="both"/>
+              <w:rPr>
+                <w:rFonts w:ascii="Courier New" w:hAnsi="Courier New" w:cs="Courier New"/>
+              </w:rPr>
+            </w:pPr>
+            <w:r>
+              <w:rPr>
+                <w:rFonts w:ascii="Courier New" w:hAnsi="Courier New" w:cs="Courier New"/>
+              </w:rPr>
+              <w:t xml:space="preserve">    cout &lt;&lt; "Masukkan nama file untuk menyimpan hasil (tanpa ekstensi): ";</w:t>
+            </w:r>
+          </w:p>
+          <w:p>
+            <w:pPr>
+              <w:pStyle w:val="ListParagraph"/>
+              <w:spacing w:line="360" w:lineRule="auto"/>
+              <w:jc w:val="both"/>
+              <w:rPr>
+                <w:rFonts w:ascii="Courier New" w:hAnsi="Courier New" w:cs="Courier New"/>
+              </w:rPr>
+            </w:pPr>
+            <w:r>
+              <w:rPr>
+                <w:rFonts w:ascii="Courier New" w:hAnsi="Courier New" w:cs="Courier New"/>
+              </w:rPr>
+              <w:t xml:space="preserve">    string temp;</w:t>
+            </w:r>
+          </w:p>
+          <w:p>
+            <w:pPr>
+              <w:pStyle w:val="ListParagraph"/>
+              <w:spacing w:line="360" w:lineRule="auto"/>
+              <w:jc w:val="both"/>
+              <w:rPr>
+                <w:rFonts w:ascii="Courier New" w:hAnsi="Courier New" w:cs="Courier New"/>
+              </w:rPr>
+            </w:pPr>
+            <w:r>
+              <w:rPr>
+                <w:rFonts w:ascii="Courier New" w:hAnsi="Courier New" w:cs="Courier New"/>
+              </w:rPr>
+              <w:t xml:space="preserve">    cin &gt;&gt; temp;</w:t>
+            </w:r>
+          </w:p>
+          <w:p>
+            <w:pPr>
+              <w:pStyle w:val="ListParagraph"/>
+              <w:spacing w:line="360" w:lineRule="auto"/>
+              <w:jc w:val="both"/>
+              <w:rPr>
+                <w:rFonts w:ascii="Courier New" w:hAnsi="Courier New" w:cs="Courier New"/>
+              </w:rPr>
+            </w:pPr>
+            <w:r>
+              <w:rPr>
+                <w:rFonts w:ascii="Courier New" w:hAnsi="Courier New" w:cs="Courier New"/>
+              </w:rPr>
+              <w:t xml:space="preserve">    temp = "output/" + temp + ".txt";</w:t>
+            </w:r>
+          </w:p>
+          <w:p>
+            <w:pPr>
+              <w:pStyle w:val="ListParagraph"/>
+              <w:spacing w:line="360" w:lineRule="auto"/>
+              <w:jc w:val="both"/>
+              <w:rPr>
+                <w:rFonts w:ascii="Courier New" w:hAnsi="Courier New" w:cs="Courier New"/>
+              </w:rPr>
+            </w:pPr>
+          </w:p>
+          <w:p>
+            <w:pPr>
+              <w:pStyle w:val="ListParagraph"/>
+              <w:spacing w:line="360" w:lineRule="auto"/>
+              <w:jc w:val="both"/>
+              <w:rPr>
+                <w:rFonts w:ascii="Courier New" w:hAnsi="Courier New" w:cs="Courier New"/>
+              </w:rPr>
+            </w:pPr>
+            <w:r>
+              <w:rPr>
+                <w:rFonts w:ascii="Courier New" w:hAnsi="Courier New" w:cs="Courier New"/>
+              </w:rPr>
+              <w:t xml:space="preserve">    ofstream fOut (temp);</w:t>
+            </w:r>
+          </w:p>
+          <w:p>
+            <w:pPr>
+              <w:pStyle w:val="ListParagraph"/>
+              <w:spacing w:line="360" w:lineRule="auto"/>
+              <w:jc w:val="both"/>
+              <w:rPr>
+                <w:rFonts w:ascii="Courier New" w:hAnsi="Courier New" w:cs="Courier New"/>
+              </w:rPr>
+            </w:pPr>
+          </w:p>
+          <w:p>
+            <w:pPr>
+              <w:pStyle w:val="ListParagraph"/>
+              <w:spacing w:line="360" w:lineRule="auto"/>
+              <w:jc w:val="both"/>
+              <w:rPr>
+                <w:rFonts w:ascii="Courier New" w:hAnsi="Courier New" w:cs="Courier New"/>
+              </w:rPr>
+            </w:pPr>
+            <w:r>
+              <w:rPr>
+                <w:rFonts w:ascii="Courier New" w:hAnsi="Courier New" w:cs="Courier New"/>
+              </w:rPr>
+              <w:t xml:space="preserve">    fOut &lt;&lt; "=================================================" &lt;&lt; endl;</w:t>
+            </w:r>
+          </w:p>
+          <w:p>
+            <w:pPr>
+              <w:pStyle w:val="ListParagraph"/>
+              <w:spacing w:line="360" w:lineRule="auto"/>
+              <w:jc w:val="both"/>
+              <w:rPr>
+                <w:rFonts w:ascii="Courier New" w:hAnsi="Courier New" w:cs="Courier New"/>
+              </w:rPr>
+            </w:pPr>
+            <w:r>
+              <w:rPr>
+                <w:rFonts w:ascii="Courier New" w:hAnsi="Courier New" w:cs="Courier New"/>
+              </w:rPr>
+              <w:t xml:space="preserve">    // printPapan(papan);</w:t>
+            </w:r>
+          </w:p>
+          <w:p>
+            <w:pPr>
+              <w:pStyle w:val="ListParagraph"/>
+              <w:spacing w:line="360" w:lineRule="auto"/>
+              <w:jc w:val="both"/>
+              <w:rPr>
+                <w:rFonts w:ascii="Courier New" w:hAnsi="Courier New" w:cs="Courier New"/>
+              </w:rPr>
+            </w:pPr>
+            <w:r>
+              <w:rPr>
+                <w:rFonts w:ascii="Courier New" w:hAnsi="Courier New" w:cs="Courier New"/>
+              </w:rPr>
+              <w:t xml:space="preserve">    for (string s : papan) {</w:t>
+            </w:r>
+          </w:p>
+          <w:p>
+            <w:pPr>
+              <w:pStyle w:val="ListParagraph"/>
+              <w:spacing w:line="360" w:lineRule="auto"/>
+              <w:jc w:val="both"/>
+              <w:rPr>
+                <w:rFonts w:ascii="Courier New" w:hAnsi="Courier New" w:cs="Courier New"/>
+              </w:rPr>
+            </w:pPr>
+            <w:r>
+              <w:rPr>
+                <w:rFonts w:ascii="Courier New" w:hAnsi="Courier New" w:cs="Courier New"/>
+              </w:rPr>
+              <w:t xml:space="preserve">        fOut &lt;&lt; s &lt;&lt; endl;</w:t>
+            </w:r>
+          </w:p>
+          <w:p>
+            <w:pPr>
+              <w:pStyle w:val="ListParagraph"/>
+              <w:spacing w:line="360" w:lineRule="auto"/>
+              <w:jc w:val="both"/>
+              <w:rPr>
+                <w:rFonts w:ascii="Courier New" w:hAnsi="Courier New" w:cs="Courier New"/>
+              </w:rPr>
+            </w:pPr>
+            <w:r>
+              <w:rPr>
+                <w:rFonts w:ascii="Courier New" w:hAnsi="Courier New" w:cs="Courier New"/>
+              </w:rPr>
+              <w:t xml:space="preserve">    }</w:t>
+            </w:r>
+          </w:p>
+          <w:p>
+            <w:pPr>
+              <w:pStyle w:val="ListParagraph"/>
+              <w:spacing w:line="360" w:lineRule="auto"/>
+              <w:jc w:val="both"/>
+              <w:rPr>
+                <w:rFonts w:ascii="Courier New" w:hAnsi="Courier New" w:cs="Courier New"/>
+              </w:rPr>
+            </w:pPr>
+            <w:r>
+              <w:rPr>
+                <w:rFonts w:ascii="Courier New" w:hAnsi="Courier New" w:cs="Courier New"/>
+              </w:rPr>
+              <w:t xml:space="preserve">    fOut &lt;&lt; "File masukan       : " &lt;&lt; inputFile &lt;&lt; endl;</w:t>
+            </w:r>
+          </w:p>
+          <w:p>
+            <w:pPr>
+              <w:pStyle w:val="ListParagraph"/>
+              <w:spacing w:line="360" w:lineRule="auto"/>
+              <w:jc w:val="both"/>
+              <w:rPr>
+                <w:rFonts w:ascii="Courier New" w:hAnsi="Courier New" w:cs="Courier New"/>
+                <w:lang w:val="sv-SE"/>
+              </w:rPr>
+            </w:pPr>
+            <w:r>
+              <w:rPr>
+                <w:rFonts w:ascii="Courier New" w:hAnsi="Courier New" w:cs="Courier New"/>
+              </w:rPr>
+              <w:t xml:space="preserve">    </w:t>
+            </w:r>
+            <w:r>
+              <w:rPr>
+                <w:rFonts w:ascii="Courier New" w:hAnsi="Courier New" w:cs="Courier New"/>
+                <w:lang w:val="sv-SE"/>
+              </w:rPr>
+              <w:t>fOut &lt;&lt; "Waktu komputasi    : " &lt;&lt; ms &lt;&lt; " ms" &lt;&lt; endl;</w:t>
+            </w:r>
+          </w:p>
+          <w:p>
+            <w:pPr>
+              <w:pStyle w:val="ListParagraph"/>
+              <w:spacing w:line="360" w:lineRule="auto"/>
+              <w:jc w:val="both"/>
+              <w:rPr>
+                <w:rFonts w:ascii="Courier New" w:hAnsi="Courier New" w:cs="Courier New"/>
+              </w:rPr>
+            </w:pPr>
+            <w:r>
+              <w:rPr>
+                <w:rFonts w:ascii="Courier New" w:hAnsi="Courier New" w:cs="Courier New"/>
+                <w:lang w:val="sv-SE"/>
+              </w:rPr>
+              <w:t xml:space="preserve">    </w:t>
+            </w:r>
+            <w:r>
+              <w:rPr>
+                <w:rFonts w:ascii="Courier New" w:hAnsi="Courier New" w:cs="Courier New"/>
+              </w:rPr>
+              <w:t>fOut &lt;&lt; "Jumlah iterasi     : " &lt;&lt; iterCount &lt;&lt; endl;</w:t>
+            </w:r>
+          </w:p>
+          <w:p>
+            <w:pPr>
+              <w:pStyle w:val="ListParagraph"/>
+              <w:spacing w:line="360" w:lineRule="auto"/>
+              <w:jc w:val="both"/>
+              <w:rPr>
+                <w:rFonts w:ascii="Courier New" w:hAnsi="Courier New" w:cs="Courier New"/>
+              </w:rPr>
+            </w:pPr>
+            <w:r>
+              <w:rPr>
+                <w:rFonts w:ascii="Courier New" w:hAnsi="Courier New" w:cs="Courier New"/>
+              </w:rPr>
+              <w:t xml:space="preserve">    fOut &lt;&lt; "=================================================" &lt;&lt; endl;</w:t>
+            </w:r>
+          </w:p>
+          <w:p>
+            <w:pPr>
+              <w:pStyle w:val="ListParagraph"/>
+              <w:spacing w:line="360" w:lineRule="auto"/>
+              <w:jc w:val="both"/>
+              <w:rPr>
+                <w:rFonts w:ascii="Courier New" w:hAnsi="Courier New" w:cs="Courier New"/>
+              </w:rPr>
+            </w:pPr>
+            <w:r>
+              <w:rPr>
+                <w:rFonts w:ascii="Courier New" w:hAnsi="Courier New" w:cs="Courier New"/>
+              </w:rPr>
+              <w:t>}</w:t>
+            </w:r>
+          </w:p>
+          <w:p>
+            <w:pPr>
+              <w:pStyle w:val="ListParagraph"/>
+              <w:spacing w:line="360" w:lineRule="auto"/>
+              <w:jc w:val="both"/>
+              <w:rPr>
+                <w:rFonts w:ascii="Courier New" w:hAnsi="Courier New" w:cs="Courier New"/>
+              </w:rPr>
+            </w:pPr>
+          </w:p>
+          <w:p>
+            <w:pPr>
+              <w:pStyle w:val="ListParagraph"/>
+              <w:spacing w:line="360" w:lineRule="auto"/>
+              <w:jc w:val="both"/>
+              <w:rPr>
+                <w:rFonts w:ascii="Courier New" w:hAnsi="Courier New" w:cs="Courier New"/>
+              </w:rPr>
+            </w:pPr>
+            <w:r>
+              <w:rPr>
+                <w:rFonts w:ascii="Courier New" w:hAnsi="Courier New" w:cs="Courier New"/>
+              </w:rPr>
+              <w:t>int main () {</w:t>
+            </w:r>
+          </w:p>
+          <w:p>
+            <w:pPr>
+              <w:pStyle w:val="ListParagraph"/>
+              <w:spacing w:line="360" w:lineRule="auto"/>
+              <w:jc w:val="both"/>
+              <w:rPr>
+                <w:rFonts w:ascii="Courier New" w:hAnsi="Courier New" w:cs="Courier New"/>
+              </w:rPr>
+            </w:pPr>
+            <w:r>
+              <w:rPr>
+                <w:rFonts w:ascii="Courier New" w:hAnsi="Courier New" w:cs="Courier New"/>
+              </w:rPr>
+              <w:lastRenderedPageBreak/>
+              <w:t xml:space="preserve">    string inputFileName;</w:t>
+            </w:r>
+          </w:p>
+          <w:p>
+            <w:pPr>
+              <w:pStyle w:val="ListParagraph"/>
+              <w:spacing w:line="360" w:lineRule="auto"/>
+              <w:jc w:val="both"/>
+              <w:rPr>
+                <w:rFonts w:ascii="Courier New" w:hAnsi="Courier New" w:cs="Courier New"/>
+              </w:rPr>
+            </w:pPr>
+          </w:p>
+          <w:p>
+            <w:pPr>
+              <w:pStyle w:val="ListParagraph"/>
+              <w:spacing w:line="360" w:lineRule="auto"/>
+              <w:jc w:val="both"/>
+              <w:rPr>
+                <w:rFonts w:ascii="Courier New" w:hAnsi="Courier New" w:cs="Courier New"/>
+              </w:rPr>
+            </w:pPr>
+            <w:r>
+              <w:rPr>
+                <w:rFonts w:ascii="Courier New" w:hAnsi="Courier New" w:cs="Courier New"/>
+              </w:rPr>
+              <w:t xml:space="preserve">    while (true) {</w:t>
+            </w:r>
+          </w:p>
+          <w:p>
+            <w:pPr>
+              <w:pStyle w:val="ListParagraph"/>
+              <w:spacing w:line="360" w:lineRule="auto"/>
+              <w:jc w:val="both"/>
+              <w:rPr>
+                <w:rFonts w:ascii="Courier New" w:hAnsi="Courier New" w:cs="Courier New"/>
+              </w:rPr>
+            </w:pPr>
+            <w:r>
+              <w:rPr>
+                <w:rFonts w:ascii="Courier New" w:hAnsi="Courier New" w:cs="Courier New"/>
+              </w:rPr>
+              <w:t xml:space="preserve">        cout &lt;&lt; "Masukkan nama file yang ingin diuji: ";</w:t>
+            </w:r>
+          </w:p>
+          <w:p>
+            <w:pPr>
+              <w:pStyle w:val="ListParagraph"/>
+              <w:spacing w:line="360" w:lineRule="auto"/>
+              <w:jc w:val="both"/>
+              <w:rPr>
+                <w:rFonts w:ascii="Courier New" w:hAnsi="Courier New" w:cs="Courier New"/>
+              </w:rPr>
+            </w:pPr>
+            <w:r>
+              <w:rPr>
+                <w:rFonts w:ascii="Courier New" w:hAnsi="Courier New" w:cs="Courier New"/>
+              </w:rPr>
+              <w:t xml:space="preserve">        getline(cin, inputFileName);</w:t>
+            </w:r>
+          </w:p>
+          <w:p>
+            <w:pPr>
+              <w:pStyle w:val="ListParagraph"/>
+              <w:spacing w:line="360" w:lineRule="auto"/>
+              <w:jc w:val="both"/>
+              <w:rPr>
+                <w:rFonts w:ascii="Courier New" w:hAnsi="Courier New" w:cs="Courier New"/>
+              </w:rPr>
+            </w:pPr>
+            <w:r>
+              <w:rPr>
+                <w:rFonts w:ascii="Courier New" w:hAnsi="Courier New" w:cs="Courier New"/>
+              </w:rPr>
+              <w:t xml:space="preserve">        papan.clear();</w:t>
+            </w:r>
+          </w:p>
+          <w:p>
+            <w:pPr>
+              <w:pStyle w:val="ListParagraph"/>
+              <w:spacing w:line="360" w:lineRule="auto"/>
+              <w:jc w:val="both"/>
+              <w:rPr>
+                <w:rFonts w:ascii="Courier New" w:hAnsi="Courier New" w:cs="Courier New"/>
+              </w:rPr>
+            </w:pPr>
+            <w:r>
+              <w:rPr>
+                <w:rFonts w:ascii="Courier New" w:hAnsi="Courier New" w:cs="Courier New"/>
+              </w:rPr>
+              <w:t xml:space="preserve">        // tambahin prosedur hapus spasi</w:t>
+            </w:r>
+          </w:p>
+          <w:p>
+            <w:pPr>
+              <w:pStyle w:val="ListParagraph"/>
+              <w:spacing w:line="360" w:lineRule="auto"/>
+              <w:jc w:val="both"/>
+              <w:rPr>
+                <w:rFonts w:ascii="Courier New" w:hAnsi="Courier New" w:cs="Courier New"/>
+              </w:rPr>
+            </w:pPr>
+            <w:r>
+              <w:rPr>
+                <w:rFonts w:ascii="Courier New" w:hAnsi="Courier New" w:cs="Courier New"/>
+              </w:rPr>
+              <w:t xml:space="preserve">        if (existFile (inputFileName, papan)) {</w:t>
+            </w:r>
+          </w:p>
+          <w:p>
+            <w:pPr>
+              <w:pStyle w:val="ListParagraph"/>
+              <w:spacing w:line="360" w:lineRule="auto"/>
+              <w:jc w:val="both"/>
+              <w:rPr>
+                <w:rFonts w:ascii="Courier New" w:hAnsi="Courier New" w:cs="Courier New"/>
+              </w:rPr>
+            </w:pPr>
+            <w:r>
+              <w:rPr>
+                <w:rFonts w:ascii="Courier New" w:hAnsi="Courier New" w:cs="Courier New"/>
+              </w:rPr>
+              <w:t xml:space="preserve">            // printPapan(papan);</w:t>
+            </w:r>
+          </w:p>
+          <w:p>
+            <w:pPr>
+              <w:pStyle w:val="ListParagraph"/>
+              <w:spacing w:line="360" w:lineRule="auto"/>
+              <w:jc w:val="both"/>
+              <w:rPr>
+                <w:rFonts w:ascii="Courier New" w:hAnsi="Courier New" w:cs="Courier New"/>
+              </w:rPr>
+            </w:pPr>
+            <w:r>
+              <w:rPr>
+                <w:rFonts w:ascii="Courier New" w:hAnsi="Courier New" w:cs="Courier New"/>
+              </w:rPr>
+              <w:t xml:space="preserve">            if (validFile (papan)) {</w:t>
+            </w:r>
+          </w:p>
+          <w:p>
+            <w:pPr>
+              <w:pStyle w:val="ListParagraph"/>
+              <w:spacing w:line="360" w:lineRule="auto"/>
+              <w:jc w:val="both"/>
+              <w:rPr>
+                <w:rFonts w:ascii="Courier New" w:hAnsi="Courier New" w:cs="Courier New"/>
+              </w:rPr>
+            </w:pPr>
+            <w:r>
+              <w:rPr>
+                <w:rFonts w:ascii="Courier New" w:hAnsi="Courier New" w:cs="Courier New"/>
+              </w:rPr>
+              <w:t xml:space="preserve">                break;</w:t>
+            </w:r>
+          </w:p>
+          <w:p>
+            <w:pPr>
+              <w:pStyle w:val="ListParagraph"/>
+              <w:spacing w:line="360" w:lineRule="auto"/>
+              <w:jc w:val="both"/>
+              <w:rPr>
+                <w:rFonts w:ascii="Courier New" w:hAnsi="Courier New" w:cs="Courier New"/>
+              </w:rPr>
+            </w:pPr>
+            <w:r>
+              <w:rPr>
+                <w:rFonts w:ascii="Courier New" w:hAnsi="Courier New" w:cs="Courier New"/>
+              </w:rPr>
+              <w:t xml:space="preserve">            }</w:t>
+            </w:r>
+          </w:p>
+          <w:p>
+            <w:pPr>
+              <w:pStyle w:val="ListParagraph"/>
+              <w:spacing w:line="360" w:lineRule="auto"/>
+              <w:jc w:val="both"/>
+              <w:rPr>
+                <w:rFonts w:ascii="Courier New" w:hAnsi="Courier New" w:cs="Courier New"/>
+              </w:rPr>
+            </w:pPr>
+            <w:r>
+              <w:rPr>
+                <w:rFonts w:ascii="Courier New" w:hAnsi="Courier New" w:cs="Courier New"/>
+              </w:rPr>
+              <w:t xml:space="preserve">        }</w:t>
+            </w:r>
+          </w:p>
+          <w:p>
+            <w:pPr>
+              <w:pStyle w:val="ListParagraph"/>
+              <w:spacing w:line="360" w:lineRule="auto"/>
+              <w:jc w:val="both"/>
+              <w:rPr>
+                <w:rFonts w:ascii="Courier New" w:hAnsi="Courier New" w:cs="Courier New"/>
+              </w:rPr>
+            </w:pPr>
+            <w:r>
+              <w:rPr>
+                <w:rFonts w:ascii="Courier New" w:hAnsi="Courier New" w:cs="Courier New"/>
+              </w:rPr>
+              <w:t xml:space="preserve">    }</w:t>
+            </w:r>
+          </w:p>
+          <w:p>
+            <w:pPr>
+              <w:pStyle w:val="ListParagraph"/>
+              <w:spacing w:line="360" w:lineRule="auto"/>
+              <w:jc w:val="both"/>
+              <w:rPr>
+                <w:rFonts w:ascii="Courier New" w:hAnsi="Courier New" w:cs="Courier New"/>
+              </w:rPr>
+            </w:pPr>
+          </w:p>
+          <w:p>
+            <w:pPr>
+              <w:pStyle w:val="ListParagraph"/>
+              <w:spacing w:line="360" w:lineRule="auto"/>
+              <w:jc w:val="both"/>
+              <w:rPr>
+                <w:rFonts w:ascii="Courier New" w:hAnsi="Courier New" w:cs="Courier New"/>
+              </w:rPr>
+            </w:pPr>
+            <w:r>
+              <w:rPr>
+                <w:rFonts w:ascii="Courier New" w:hAnsi="Courier New" w:cs="Courier New"/>
+              </w:rPr>
+              <w:t xml:space="preserve">    // printPapan(papan);</w:t>
+            </w:r>
+          </w:p>
+          <w:p>
+            <w:pPr>
+              <w:pStyle w:val="ListParagraph"/>
+              <w:spacing w:line="360" w:lineRule="auto"/>
+              <w:jc w:val="both"/>
+              <w:rPr>
+                <w:rFonts w:ascii="Courier New" w:hAnsi="Courier New" w:cs="Courier New"/>
+              </w:rPr>
+            </w:pPr>
+            <w:r>
+              <w:rPr>
+                <w:rFonts w:ascii="Courier New" w:hAnsi="Courier New" w:cs="Courier New"/>
+              </w:rPr>
+              <w:t xml:space="preserve">    rowCnt = papan.size();</w:t>
+            </w:r>
+          </w:p>
+          <w:p>
+            <w:pPr>
+              <w:pStyle w:val="ListParagraph"/>
+              <w:spacing w:line="360" w:lineRule="auto"/>
+              <w:jc w:val="both"/>
+              <w:rPr>
+                <w:rFonts w:ascii="Courier New" w:hAnsi="Courier New" w:cs="Courier New"/>
+              </w:rPr>
+            </w:pPr>
+            <w:r>
+              <w:rPr>
+                <w:rFonts w:ascii="Courier New" w:hAnsi="Courier New" w:cs="Courier New"/>
+              </w:rPr>
+              <w:t xml:space="preserve">    colCnt = papan[0].size();</w:t>
+            </w:r>
+          </w:p>
+          <w:p>
+            <w:pPr>
+              <w:pStyle w:val="ListParagraph"/>
+              <w:spacing w:line="360" w:lineRule="auto"/>
+              <w:jc w:val="both"/>
+              <w:rPr>
+                <w:rFonts w:ascii="Courier New" w:hAnsi="Courier New" w:cs="Courier New"/>
+                <w:lang w:val="sv-SE"/>
+              </w:rPr>
+            </w:pPr>
+            <w:r>
+              <w:rPr>
+                <w:rFonts w:ascii="Courier New" w:hAnsi="Courier New" w:cs="Courier New"/>
+              </w:rPr>
+              <w:t xml:space="preserve">    </w:t>
+            </w:r>
+            <w:r>
+              <w:rPr>
+                <w:rFonts w:ascii="Courier New" w:hAnsi="Courier New" w:cs="Courier New"/>
+                <w:lang w:val="sv-SE"/>
+              </w:rPr>
+              <w:t>initWarna(papan, warna);</w:t>
+            </w:r>
+          </w:p>
+          <w:p>
+            <w:pPr>
+              <w:pStyle w:val="ListParagraph"/>
+              <w:spacing w:line="360" w:lineRule="auto"/>
+              <w:jc w:val="both"/>
+              <w:rPr>
+                <w:rFonts w:ascii="Courier New" w:hAnsi="Courier New" w:cs="Courier New"/>
+                <w:lang w:val="sv-SE"/>
+              </w:rPr>
+            </w:pPr>
+          </w:p>
+          <w:p>
+            <w:pPr>
+              <w:pStyle w:val="ListParagraph"/>
+              <w:spacing w:line="360" w:lineRule="auto"/>
+              <w:jc w:val="both"/>
+              <w:rPr>
+                <w:rFonts w:ascii="Courier New" w:hAnsi="Courier New" w:cs="Courier New"/>
+                <w:lang w:val="sv-SE"/>
+              </w:rPr>
+            </w:pPr>
+            <w:r>
+              <w:rPr>
+                <w:rFonts w:ascii="Courier New" w:hAnsi="Courier New" w:cs="Courier New"/>
+                <w:lang w:val="sv-SE"/>
+              </w:rPr>
+              <w:t xml:space="preserve">    // for (int i = 0; i &lt; 26; i++) {</w:t>
+            </w:r>
+          </w:p>
+          <w:p>
+            <w:pPr>
+              <w:pStyle w:val="ListParagraph"/>
+              <w:spacing w:line="360" w:lineRule="auto"/>
+              <w:jc w:val="both"/>
+              <w:rPr>
+                <w:rFonts w:ascii="Courier New" w:hAnsi="Courier New" w:cs="Courier New"/>
+              </w:rPr>
+            </w:pPr>
+            <w:r>
+              <w:rPr>
+                <w:rFonts w:ascii="Courier New" w:hAnsi="Courier New" w:cs="Courier New"/>
+                <w:lang w:val="sv-SE"/>
+              </w:rPr>
+              <w:t xml:space="preserve">    </w:t>
+            </w:r>
+            <w:r>
+              <w:rPr>
+                <w:rFonts w:ascii="Courier New" w:hAnsi="Courier New" w:cs="Courier New"/>
+              </w:rPr>
+              <w:t>//     cout &lt;&lt; i &lt;&lt; ' ' &lt;&lt; warna[i].size() &lt;&lt; endl;</w:t>
+            </w:r>
+          </w:p>
+          <w:p>
+            <w:pPr>
+              <w:pStyle w:val="ListParagraph"/>
+              <w:spacing w:line="360" w:lineRule="auto"/>
+              <w:jc w:val="both"/>
+              <w:rPr>
+                <w:rFonts w:ascii="Courier New" w:hAnsi="Courier New" w:cs="Courier New"/>
+              </w:rPr>
+            </w:pPr>
+            <w:r>
+              <w:rPr>
+                <w:rFonts w:ascii="Courier New" w:hAnsi="Courier New" w:cs="Courier New"/>
+              </w:rPr>
+              <w:t xml:space="preserve">    // }</w:t>
+            </w:r>
+          </w:p>
+          <w:p>
+            <w:pPr>
+              <w:pStyle w:val="ListParagraph"/>
+              <w:spacing w:line="360" w:lineRule="auto"/>
+              <w:jc w:val="both"/>
+              <w:rPr>
+                <w:rFonts w:ascii="Courier New" w:hAnsi="Courier New" w:cs="Courier New"/>
+              </w:rPr>
+            </w:pPr>
+          </w:p>
+          <w:p>
+            <w:pPr>
+              <w:pStyle w:val="ListParagraph"/>
+              <w:spacing w:line="360" w:lineRule="auto"/>
+              <w:jc w:val="both"/>
+              <w:rPr>
+                <w:rFonts w:ascii="Courier New" w:hAnsi="Courier New" w:cs="Courier New"/>
+              </w:rPr>
+            </w:pPr>
+            <w:r>
+              <w:rPr>
+                <w:rFonts w:ascii="Courier New" w:hAnsi="Courier New" w:cs="Courier New"/>
+              </w:rPr>
+              <w:t xml:space="preserve">    auto startTime = chrono::high_resolution_clock::now();</w:t>
+            </w:r>
+          </w:p>
+          <w:p>
+            <w:pPr>
+              <w:pStyle w:val="ListParagraph"/>
+              <w:spacing w:line="360" w:lineRule="auto"/>
+              <w:jc w:val="both"/>
+              <w:rPr>
+                <w:rFonts w:ascii="Courier New" w:hAnsi="Courier New" w:cs="Courier New"/>
+              </w:rPr>
+            </w:pPr>
+            <w:r>
+              <w:rPr>
+                <w:rFonts w:ascii="Courier New" w:hAnsi="Courier New" w:cs="Courier New"/>
+              </w:rPr>
+              <w:t xml:space="preserve">    vector&lt;int&gt; curJawaban;</w:t>
+            </w:r>
+          </w:p>
+          <w:p>
+            <w:pPr>
+              <w:pStyle w:val="ListParagraph"/>
+              <w:spacing w:line="360" w:lineRule="auto"/>
+              <w:jc w:val="both"/>
+              <w:rPr>
+                <w:rFonts w:ascii="Courier New" w:hAnsi="Courier New" w:cs="Courier New"/>
+              </w:rPr>
+            </w:pPr>
+            <w:r>
+              <w:rPr>
+                <w:rFonts w:ascii="Courier New" w:hAnsi="Courier New" w:cs="Courier New"/>
+              </w:rPr>
+              <w:t xml:space="preserve">    // cout &lt;&lt; "Sebelum solve" &lt;&lt; endl;</w:t>
+            </w:r>
+          </w:p>
+          <w:p>
+            <w:pPr>
+              <w:pStyle w:val="ListParagraph"/>
+              <w:spacing w:line="360" w:lineRule="auto"/>
+              <w:jc w:val="both"/>
+              <w:rPr>
+                <w:rFonts w:ascii="Courier New" w:hAnsi="Courier New" w:cs="Courier New"/>
+              </w:rPr>
+            </w:pPr>
+            <w:r>
+              <w:rPr>
+                <w:rFonts w:ascii="Courier New" w:hAnsi="Courier New" w:cs="Courier New"/>
+              </w:rPr>
+              <w:t xml:space="preserve">    solve(curJawaban, 0);</w:t>
+            </w:r>
+          </w:p>
+          <w:p>
+            <w:pPr>
+              <w:pStyle w:val="ListParagraph"/>
+              <w:spacing w:line="360" w:lineRule="auto"/>
+              <w:jc w:val="both"/>
+              <w:rPr>
+                <w:rFonts w:ascii="Courier New" w:hAnsi="Courier New" w:cs="Courier New"/>
+              </w:rPr>
+            </w:pPr>
+            <w:r>
+              <w:rPr>
+                <w:rFonts w:ascii="Courier New" w:hAnsi="Courier New" w:cs="Courier New"/>
+              </w:rPr>
+              <w:t xml:space="preserve">    auto endTime = chrono::high_resolution_clock::now();</w:t>
+            </w:r>
+          </w:p>
+          <w:p>
+            <w:pPr>
+              <w:pStyle w:val="ListParagraph"/>
+              <w:spacing w:line="360" w:lineRule="auto"/>
+              <w:jc w:val="both"/>
+              <w:rPr>
+                <w:rFonts w:ascii="Courier New" w:hAnsi="Courier New" w:cs="Courier New"/>
+              </w:rPr>
+            </w:pPr>
+            <w:r>
+              <w:rPr>
+                <w:rFonts w:ascii="Courier New" w:hAnsi="Courier New" w:cs="Courier New"/>
+              </w:rPr>
+              <w:t xml:space="preserve">    auto duration = chrono::duration_cast&lt;chrono::milliseconds&gt; (endTime - startTime);</w:t>
+            </w:r>
+          </w:p>
+          <w:p>
+            <w:pPr>
+              <w:pStyle w:val="ListParagraph"/>
+              <w:spacing w:line="360" w:lineRule="auto"/>
+              <w:jc w:val="both"/>
+              <w:rPr>
+                <w:rFonts w:ascii="Courier New" w:hAnsi="Courier New" w:cs="Courier New"/>
+              </w:rPr>
+            </w:pPr>
+            <w:r>
+              <w:rPr>
+                <w:rFonts w:ascii="Courier New" w:hAnsi="Courier New" w:cs="Courier New"/>
+              </w:rPr>
+              <w:t xml:space="preserve">    int ms = duration.count();</w:t>
+            </w:r>
+          </w:p>
+          <w:p>
+            <w:pPr>
+              <w:pStyle w:val="ListParagraph"/>
+              <w:spacing w:line="360" w:lineRule="auto"/>
+              <w:jc w:val="both"/>
+              <w:rPr>
+                <w:rFonts w:ascii="Courier New" w:hAnsi="Courier New" w:cs="Courier New"/>
+              </w:rPr>
+            </w:pPr>
+            <w:r>
+              <w:rPr>
+                <w:rFonts w:ascii="Courier New" w:hAnsi="Courier New" w:cs="Courier New"/>
+              </w:rPr>
+              <w:t xml:space="preserve">    </w:t>
+            </w:r>
+          </w:p>
+          <w:p>
+            <w:pPr>
+              <w:pStyle w:val="ListParagraph"/>
+              <w:spacing w:line="360" w:lineRule="auto"/>
+              <w:jc w:val="both"/>
+              <w:rPr>
+                <w:rFonts w:ascii="Courier New" w:hAnsi="Courier New" w:cs="Courier New"/>
+              </w:rPr>
+            </w:pPr>
+            <w:r>
+              <w:rPr>
+                <w:rFonts w:ascii="Courier New" w:hAnsi="Courier New" w:cs="Courier New"/>
+              </w:rPr>
+              <w:t xml:space="preserve">    if (ketemu) {</w:t>
+            </w:r>
+          </w:p>
+          <w:p>
+            <w:pPr>
+              <w:pStyle w:val="ListParagraph"/>
+              <w:spacing w:line="360" w:lineRule="auto"/>
+              <w:jc w:val="both"/>
+              <w:rPr>
+                <w:rFonts w:ascii="Courier New" w:hAnsi="Courier New" w:cs="Courier New"/>
+              </w:rPr>
+            </w:pPr>
+            <w:r>
+              <w:rPr>
+                <w:rFonts w:ascii="Courier New" w:hAnsi="Courier New" w:cs="Courier New"/>
+              </w:rPr>
+              <w:t xml:space="preserve">        taroQueen(papan, jawaban);</w:t>
+            </w:r>
+          </w:p>
+          <w:p>
+            <w:pPr>
+              <w:pStyle w:val="ListParagraph"/>
+              <w:spacing w:line="360" w:lineRule="auto"/>
+              <w:jc w:val="both"/>
+              <w:rPr>
+                <w:rFonts w:ascii="Courier New" w:hAnsi="Courier New" w:cs="Courier New"/>
+              </w:rPr>
+            </w:pPr>
+            <w:r>
+              <w:rPr>
+                <w:rFonts w:ascii="Courier New" w:hAnsi="Courier New" w:cs="Courier New"/>
+              </w:rPr>
+              <w:lastRenderedPageBreak/>
+              <w:t xml:space="preserve">        printJawaban(papan, inputFileName, ms);</w:t>
+            </w:r>
+          </w:p>
+          <w:p>
+            <w:pPr>
+              <w:pStyle w:val="ListParagraph"/>
+              <w:spacing w:line="360" w:lineRule="auto"/>
+              <w:jc w:val="both"/>
+              <w:rPr>
+                <w:rFonts w:ascii="Courier New" w:hAnsi="Courier New" w:cs="Courier New"/>
+              </w:rPr>
+            </w:pPr>
+          </w:p>
+          <w:p>
+            <w:pPr>
+              <w:pStyle w:val="ListParagraph"/>
+              <w:spacing w:line="360" w:lineRule="auto"/>
+              <w:jc w:val="both"/>
+              <w:rPr>
+                <w:rFonts w:ascii="Courier New" w:hAnsi="Courier New" w:cs="Courier New"/>
+              </w:rPr>
+            </w:pPr>
+            <w:r>
+              <w:rPr>
+                <w:rFonts w:ascii="Courier New" w:hAnsi="Courier New" w:cs="Courier New"/>
+              </w:rPr>
+              <w:t xml:space="preserve">        while (1) {</w:t>
+            </w:r>
+          </w:p>
+          <w:p>
+            <w:pPr>
+              <w:pStyle w:val="ListParagraph"/>
+              <w:spacing w:line="360" w:lineRule="auto"/>
+              <w:jc w:val="both"/>
+              <w:rPr>
+                <w:rFonts w:ascii="Courier New" w:hAnsi="Courier New" w:cs="Courier New"/>
+              </w:rPr>
+            </w:pPr>
+            <w:r>
+              <w:rPr>
+                <w:rFonts w:ascii="Courier New" w:hAnsi="Courier New" w:cs="Courier New"/>
+              </w:rPr>
+              <w:t xml:space="preserve">            cout &lt;&lt; "Apakah anda ingin menyimpan hasil? (Y/N)" &lt;&lt; endl;</w:t>
+            </w:r>
+          </w:p>
+          <w:p>
+            <w:pPr>
+              <w:pStyle w:val="ListParagraph"/>
+              <w:spacing w:line="360" w:lineRule="auto"/>
+              <w:jc w:val="both"/>
+              <w:rPr>
+                <w:rFonts w:ascii="Courier New" w:hAnsi="Courier New" w:cs="Courier New"/>
+              </w:rPr>
+            </w:pPr>
+            <w:r>
+              <w:rPr>
+                <w:rFonts w:ascii="Courier New" w:hAnsi="Courier New" w:cs="Courier New"/>
+              </w:rPr>
+              <w:t xml:space="preserve">            string temp;</w:t>
+            </w:r>
+          </w:p>
+          <w:p>
+            <w:pPr>
+              <w:pStyle w:val="ListParagraph"/>
+              <w:spacing w:line="360" w:lineRule="auto"/>
+              <w:jc w:val="both"/>
+              <w:rPr>
+                <w:rFonts w:ascii="Courier New" w:hAnsi="Courier New" w:cs="Courier New"/>
+              </w:rPr>
+            </w:pPr>
+            <w:r>
+              <w:rPr>
+                <w:rFonts w:ascii="Courier New" w:hAnsi="Courier New" w:cs="Courier New"/>
+              </w:rPr>
+              <w:t xml:space="preserve">            cin &gt;&gt; temp;</w:t>
+            </w:r>
+          </w:p>
+          <w:p>
+            <w:pPr>
+              <w:pStyle w:val="ListParagraph"/>
+              <w:spacing w:line="360" w:lineRule="auto"/>
+              <w:jc w:val="both"/>
+              <w:rPr>
+                <w:rFonts w:ascii="Courier New" w:hAnsi="Courier New" w:cs="Courier New"/>
+              </w:rPr>
+            </w:pPr>
+            <w:r>
+              <w:rPr>
+                <w:rFonts w:ascii="Courier New" w:hAnsi="Courier New" w:cs="Courier New"/>
+              </w:rPr>
+              <w:t xml:space="preserve">            if (temp == "Y") {</w:t>
+            </w:r>
+          </w:p>
+          <w:p>
+            <w:pPr>
+              <w:pStyle w:val="ListParagraph"/>
+              <w:spacing w:line="360" w:lineRule="auto"/>
+              <w:jc w:val="both"/>
+              <w:rPr>
+                <w:rFonts w:ascii="Courier New" w:hAnsi="Courier New" w:cs="Courier New"/>
+              </w:rPr>
+            </w:pPr>
+            <w:r>
+              <w:rPr>
+                <w:rFonts w:ascii="Courier New" w:hAnsi="Courier New" w:cs="Courier New"/>
+              </w:rPr>
+              <w:t xml:space="preserve">                saveFile(papan, inputFileName, ms);</w:t>
+            </w:r>
+          </w:p>
+          <w:p>
+            <w:pPr>
+              <w:pStyle w:val="ListParagraph"/>
+              <w:spacing w:line="360" w:lineRule="auto"/>
+              <w:jc w:val="both"/>
+              <w:rPr>
+                <w:rFonts w:ascii="Courier New" w:hAnsi="Courier New" w:cs="Courier New"/>
+              </w:rPr>
+            </w:pPr>
+            <w:r>
+              <w:rPr>
+                <w:rFonts w:ascii="Courier New" w:hAnsi="Courier New" w:cs="Courier New"/>
+              </w:rPr>
+              <w:t xml:space="preserve">                break;</w:t>
+            </w:r>
+          </w:p>
+          <w:p>
+            <w:pPr>
+              <w:pStyle w:val="ListParagraph"/>
+              <w:spacing w:line="360" w:lineRule="auto"/>
+              <w:jc w:val="both"/>
+              <w:rPr>
+                <w:rFonts w:ascii="Courier New" w:hAnsi="Courier New" w:cs="Courier New"/>
+              </w:rPr>
+            </w:pPr>
+            <w:r>
+              <w:rPr>
+                <w:rFonts w:ascii="Courier New" w:hAnsi="Courier New" w:cs="Courier New"/>
+              </w:rPr>
+              <w:t xml:space="preserve">            }</w:t>
+            </w:r>
+          </w:p>
+          <w:p>
+            <w:pPr>
+              <w:pStyle w:val="ListParagraph"/>
+              <w:spacing w:line="360" w:lineRule="auto"/>
+              <w:jc w:val="both"/>
+              <w:rPr>
+                <w:rFonts w:ascii="Courier New" w:hAnsi="Courier New" w:cs="Courier New"/>
+              </w:rPr>
+            </w:pPr>
+            <w:r>
+              <w:rPr>
+                <w:rFonts w:ascii="Courier New" w:hAnsi="Courier New" w:cs="Courier New"/>
+              </w:rPr>
+              <w:t xml:space="preserve">            else if (temp == "N") {</w:t>
+            </w:r>
+          </w:p>
+          <w:p>
+            <w:pPr>
+              <w:pStyle w:val="ListParagraph"/>
+              <w:spacing w:line="360" w:lineRule="auto"/>
+              <w:jc w:val="both"/>
+              <w:rPr>
+                <w:rFonts w:ascii="Courier New" w:hAnsi="Courier New" w:cs="Courier New"/>
+              </w:rPr>
+            </w:pPr>
+            <w:r>
+              <w:rPr>
+                <w:rFonts w:ascii="Courier New" w:hAnsi="Courier New" w:cs="Courier New"/>
+              </w:rPr>
+              <w:t xml:space="preserve">                break;</w:t>
+            </w:r>
+          </w:p>
+          <w:p>
+            <w:pPr>
+              <w:pStyle w:val="ListParagraph"/>
+              <w:spacing w:line="360" w:lineRule="auto"/>
+              <w:jc w:val="both"/>
+              <w:rPr>
+                <w:rFonts w:ascii="Courier New" w:hAnsi="Courier New" w:cs="Courier New"/>
+                <w:lang w:val="sv-SE"/>
+              </w:rPr>
+            </w:pPr>
+            <w:r>
+              <w:rPr>
+                <w:rFonts w:ascii="Courier New" w:hAnsi="Courier New" w:cs="Courier New"/>
+              </w:rPr>
+              <w:t xml:space="preserve">            </w:t>
+            </w:r>
+            <w:r>
+              <w:rPr>
+                <w:rFonts w:ascii="Courier New" w:hAnsi="Courier New" w:cs="Courier New"/>
+                <w:lang w:val="sv-SE"/>
+              </w:rPr>
+              <w:t>}</w:t>
+            </w:r>
+          </w:p>
+          <w:p>
+            <w:pPr>
+              <w:pStyle w:val="ListParagraph"/>
+              <w:spacing w:line="360" w:lineRule="auto"/>
+              <w:jc w:val="both"/>
+              <w:rPr>
+                <w:rFonts w:ascii="Courier New" w:hAnsi="Courier New" w:cs="Courier New"/>
+                <w:lang w:val="sv-SE"/>
+              </w:rPr>
+            </w:pPr>
+            <w:r>
+              <w:rPr>
+                <w:rFonts w:ascii="Courier New" w:hAnsi="Courier New" w:cs="Courier New"/>
+                <w:lang w:val="sv-SE"/>
+              </w:rPr>
+              <w:t xml:space="preserve">            else {</w:t>
+            </w:r>
+          </w:p>
+          <w:p>
+            <w:pPr>
+              <w:pStyle w:val="ListParagraph"/>
+              <w:spacing w:line="360" w:lineRule="auto"/>
+              <w:jc w:val="both"/>
+              <w:rPr>
+                <w:rFonts w:ascii="Courier New" w:hAnsi="Courier New" w:cs="Courier New"/>
+              </w:rPr>
+            </w:pPr>
+            <w:r>
+              <w:rPr>
+                <w:rFonts w:ascii="Courier New" w:hAnsi="Courier New" w:cs="Courier New"/>
+                <w:lang w:val="sv-SE"/>
+              </w:rPr>
+              <w:t xml:space="preserve">                cout &lt;&lt; "Masukan tidak valid!" </w:t>
+            </w:r>
+            <w:r>
+              <w:rPr>
+                <w:rFonts w:ascii="Courier New" w:hAnsi="Courier New" w:cs="Courier New"/>
+              </w:rPr>
+              <w:t>&lt;&lt; endl;</w:t>
+            </w:r>
+          </w:p>
+          <w:p>
+            <w:pPr>
+              <w:pStyle w:val="ListParagraph"/>
+              <w:spacing w:line="360" w:lineRule="auto"/>
+              <w:jc w:val="both"/>
+              <w:rPr>
+                <w:rFonts w:ascii="Courier New" w:hAnsi="Courier New" w:cs="Courier New"/>
+              </w:rPr>
+            </w:pPr>
+            <w:r>
+              <w:rPr>
+                <w:rFonts w:ascii="Courier New" w:hAnsi="Courier New" w:cs="Courier New"/>
+              </w:rPr>
+              <w:t xml:space="preserve">            }</w:t>
+            </w:r>
+          </w:p>
+          <w:p>
+            <w:pPr>
+              <w:pStyle w:val="ListParagraph"/>
+              <w:spacing w:line="360" w:lineRule="auto"/>
+              <w:jc w:val="both"/>
+              <w:rPr>
+                <w:rFonts w:ascii="Courier New" w:hAnsi="Courier New" w:cs="Courier New"/>
+              </w:rPr>
+            </w:pPr>
+            <w:r>
+              <w:rPr>
+                <w:rFonts w:ascii="Courier New" w:hAnsi="Courier New" w:cs="Courier New"/>
+              </w:rPr>
+              <w:t xml:space="preserve">        }</w:t>
+            </w:r>
+          </w:p>
+          <w:p>
+            <w:pPr>
+              <w:pStyle w:val="ListParagraph"/>
+              <w:spacing w:line="360" w:lineRule="auto"/>
+              <w:jc w:val="both"/>
+              <w:rPr>
+                <w:rFonts w:ascii="Courier New" w:hAnsi="Courier New" w:cs="Courier New"/>
+              </w:rPr>
+            </w:pPr>
+            <w:r>
+              <w:rPr>
+                <w:rFonts w:ascii="Courier New" w:hAnsi="Courier New" w:cs="Courier New"/>
+              </w:rPr>
+              <w:t xml:space="preserve">    }</w:t>
+            </w:r>
+          </w:p>
+          <w:p>
+            <w:pPr>
+              <w:pStyle w:val="ListParagraph"/>
+              <w:spacing w:line="360" w:lineRule="auto"/>
+              <w:jc w:val="both"/>
+              <w:rPr>
+                <w:rFonts w:ascii="Courier New" w:hAnsi="Courier New" w:cs="Courier New"/>
+              </w:rPr>
+            </w:pPr>
+            <w:r>
+              <w:rPr>
+                <w:rFonts w:ascii="Courier New" w:hAnsi="Courier New" w:cs="Courier New"/>
+              </w:rPr>
+              <w:t xml:space="preserve">    else {</w:t>
+            </w:r>
+          </w:p>
+          <w:p>
+            <w:pPr>
+              <w:pStyle w:val="ListParagraph"/>
+              <w:spacing w:line="360" w:lineRule="auto"/>
+              <w:jc w:val="both"/>
+              <w:rPr>
+                <w:rFonts w:ascii="Courier New" w:hAnsi="Courier New" w:cs="Courier New"/>
+              </w:rPr>
+            </w:pPr>
+            <w:r>
+              <w:rPr>
+                <w:rFonts w:ascii="Courier New" w:hAnsi="Courier New" w:cs="Courier New"/>
+              </w:rPr>
+              <w:t xml:space="preserve">        printJawaban(papan, inputFileName, ms);</w:t>
+            </w:r>
+          </w:p>
+          <w:p>
+            <w:pPr>
+              <w:pStyle w:val="ListParagraph"/>
+              <w:spacing w:line="360" w:lineRule="auto"/>
+              <w:jc w:val="both"/>
+              <w:rPr>
+                <w:rFonts w:ascii="Courier New" w:hAnsi="Courier New" w:cs="Courier New"/>
+                <w:lang w:val="sv-SE"/>
+              </w:rPr>
+            </w:pPr>
+            <w:r>
+              <w:rPr>
+                <w:rFonts w:ascii="Courier New" w:hAnsi="Courier New" w:cs="Courier New"/>
+              </w:rPr>
+              <w:t xml:space="preserve">        </w:t>
+            </w:r>
+            <w:r>
+              <w:rPr>
+                <w:rFonts w:ascii="Courier New" w:hAnsi="Courier New" w:cs="Courier New"/>
+                <w:lang w:val="sv-SE"/>
+              </w:rPr>
+              <w:t>cout &lt;&lt; "Tidak ada penyelesaian yang valid!" &lt;&lt; endl;</w:t>
+            </w:r>
+          </w:p>
+          <w:p>
+            <w:pPr>
+              <w:pStyle w:val="ListParagraph"/>
+              <w:spacing w:line="360" w:lineRule="auto"/>
+              <w:jc w:val="both"/>
+              <w:rPr>
+                <w:rFonts w:ascii="Courier New" w:hAnsi="Courier New" w:cs="Courier New"/>
+                <w:lang w:val="sv-SE"/>
+              </w:rPr>
+            </w:pPr>
+            <w:r>
+              <w:rPr>
+                <w:rFonts w:ascii="Courier New" w:hAnsi="Courier New" w:cs="Courier New"/>
+                <w:lang w:val="sv-SE"/>
+              </w:rPr>
+              <w:t xml:space="preserve">    }</w:t>
+            </w:r>
+          </w:p>
+          <w:p>
+            <w:pPr>
+              <w:pStyle w:val="ListParagraph"/>
+              <w:spacing w:line="360" w:lineRule="auto"/>
               <w:ind w:left="0"/>
               <w:jc w:val="both"/>
               <w:rPr>
-                <w:rFonts w:ascii="Times New Roman" w:hAnsi="Times New Roman" w:cs="Times New Roman"/>
-                <w:lang w:val="sv-SE"/>
-              </w:rPr>
-            </w:pPr>
+                <w:rFonts w:ascii="Courier New" w:hAnsi="Courier New" w:cs="Courier New"/>
+                <w:lang w:val="sv-SE"/>
+              </w:rPr>
+            </w:pPr>
+            <w:r>
+              <w:rPr>
+                <w:rFonts w:ascii="Courier New" w:hAnsi="Courier New" w:cs="Courier New"/>
+                <w:lang w:val="sv-SE"/>
+              </w:rPr>
+              <w:t>}</w:t>
+            </w:r>
           </w:p>
         </w:tc>
       </w:tr>
@@ -845,7 +4732,6 @@
         <w:jc w:val="both"/>
         <w:rPr>
           <w:rFonts w:ascii="Times New Roman" w:hAnsi="Times New Roman" w:cs="Times New Roman"/>
-          <w:lang w:val="sv-SE"/>
         </w:rPr>
       </w:pPr>
     </w:p>
@@ -1101,6 +4987,7 @@
                 <w:rFonts w:ascii="Courier New" w:hAnsi="Courier New" w:cs="Courier New"/>
                 <w:lang w:val="sv-SE"/>
               </w:rPr>
+              <w:lastRenderedPageBreak/>
               <w:t>FGGGDDHHH</w:t>
             </w:r>
           </w:p>
@@ -1123,6 +5010,7 @@
                 <w:rFonts w:ascii="Courier New" w:hAnsi="Courier New" w:cs="Courier New"/>
                 <w:lang w:val="sv-SE"/>
               </w:rPr>
+              <w:lastRenderedPageBreak/>
               <w:t>=================================================</w:t>
             </w:r>
           </w:p>
@@ -1276,6 +5164,7 @@
                 <w:rFonts w:ascii="Courier New" w:hAnsi="Courier New" w:cs="Courier New"/>
                 <w:lang w:val="sv-SE"/>
               </w:rPr>
+              <w:lastRenderedPageBreak/>
               <w:t>FGGGDDHH#</w:t>
             </w:r>
           </w:p>
@@ -1624,7 +5513,6 @@
               <w:rPr>
                 <w:rFonts w:ascii="Courier New" w:hAnsi="Courier New" w:cs="Courier New"/>
               </w:rPr>
-              <w:lastRenderedPageBreak/>
               <w:t>File masukan       : input2.txt</w:t>
             </w:r>
           </w:p>
@@ -2210,6 +6098,7 @@
                 <w:rFonts w:ascii="Courier New" w:hAnsi="Courier New" w:cs="Courier New"/>
                 <w:lang w:val="sv-SE"/>
               </w:rPr>
+              <w:lastRenderedPageBreak/>
               <w:t>DDDDDDDGG</w:t>
             </w:r>
           </w:p>
@@ -2285,6 +6174,7 @@
                 <w:rFonts w:ascii="Courier New" w:hAnsi="Courier New" w:cs="Courier New"/>
                 <w:lang w:val="sv-SE"/>
               </w:rPr>
+              <w:lastRenderedPageBreak/>
               <w:t>=================================================</w:t>
             </w:r>
           </w:p>
@@ -2387,6 +6277,7 @@
                 <w:rFonts w:ascii="Courier New" w:hAnsi="Courier New" w:cs="Courier New"/>
                 <w:lang w:val="sv-SE"/>
               </w:rPr>
+              <w:lastRenderedPageBreak/>
               <w:t>DD#DDDDGG</w:t>
             </w:r>
           </w:p>
@@ -2610,7 +6501,6 @@
                 <w:rFonts w:ascii="Courier New" w:hAnsi="Courier New" w:cs="Courier New"/>
                 <w:lang w:val="sv-SE"/>
               </w:rPr>
-              <w:lastRenderedPageBreak/>
               <w:t>EEEEDD</w:t>
             </w:r>
           </w:p>
@@ -2652,7 +6542,6 @@
                 <w:rFonts w:ascii="Courier New" w:hAnsi="Courier New" w:cs="Courier New"/>
                 <w:lang w:val="sv-SE"/>
               </w:rPr>
-              <w:lastRenderedPageBreak/>
               <w:t>=================================================</w:t>
             </w:r>
           </w:p>
@@ -2738,7 +6627,6 @@
                 <w:rFonts w:ascii="Courier New" w:hAnsi="Courier New" w:cs="Courier New"/>
                 <w:lang w:val="sv-SE"/>
               </w:rPr>
-              <w:lastRenderedPageBreak/>
               <w:t>EEEEDD</w:t>
             </w:r>
           </w:p>
@@ -3011,10 +6899,10 @@
                 <w:noProof/>
               </w:rPr>
               <w:pict w14:anchorId="74A3BF63">
-                <v:rect id="Ink 1" o:spid="_x0000_s1026" style="position:absolute;left:0;text-align:left;margin-left:343.5pt;margin-top:-27.5pt;width:91.5pt;height:62.6pt;z-index:251659264;visibility:visible;mso-wrap-style:square;mso-wrap-distance-left:9pt;mso-wrap-distance-top:0;mso-wrap-distance-right:9pt;mso-wrap-distance-bottom:0;mso-position-horizontal:absolute;mso-position-horizontal-relative:text;mso-position-vertical:absolute;mso-position-vertical-relative:text" coordsize="3178,2160" filled="f" strokeweight=".5mm">
+                <v:rect id="Ink 1" o:spid="_x0000_s1026" style="position:absolute;left:0;text-align:left;margin-left:343.5pt;margin-top:-27.5pt;width:91.5pt;height:62.6pt;z-index:251659264;visibility:visible;mso-wrap-style:square;mso-wrap-distance-left:9pt;mso-wrap-distance-top:0;mso-wrap-distance-right:9pt;mso-wrap-distance-bottom:0;mso-position-horizontal:absolute;mso-position-horizontal-relative:text;mso-position-vertical:absolute;mso-position-vertical-relative:text" filled="f" strokeweight=".5mm">
                   <v:stroke endcap="round"/>
                   <v:path shadowok="f" o:extrusionok="f" fillok="f" insetpenok="f"/>
-                  <o:lock v:ext="edit" rotation="t" text="t"/>
+                  <o:lock v:ext="edit" rotation="t" aspectratio="t" verticies="t" text="t" shapetype="t"/>
                   <o:ink i="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" annotation="t"/>
                 </v:rect>
               </w:pict>
@@ -3261,6 +7149,7 @@
                 <w:rFonts w:ascii="Times New Roman" w:hAnsi="Times New Roman" w:cs="Times New Roman"/>
                 <w:lang w:val="sv-SE"/>
               </w:rPr>
+              <w:lastRenderedPageBreak/>
               <w:t>1</w:t>
             </w:r>
           </w:p>
@@ -4605,6 +8494,7 @@
   <w:style w:type="character" w:default="1" w:styleId="DefaultParagraphFont">
     <w:name w:val="Default Paragraph Font"/>
     <w:uiPriority w:val="1"/>
+    <w:semiHidden/>
     <w:unhideWhenUsed/>
   </w:style>
   <w:style w:type="table" w:default="1" w:styleId="TableNormal">
